--- a/reports/r0034.docx
+++ b/reports/r0034.docx
@@ -45,7 +45,7 @@
           <w:color w:val="000000"/>
           <w:sz w:val="21"/>
         </w:rPr>
-        <w:t>■ 白山经济总量列吉林省第八位，人均GDP约—万元、人均经济实力居省内中游，经济增速维持在5.60%左右、总体平稳；固定资产投资连续负增长（最新-10.20%），经济动能仍有待修复。【待补充：白山市的行政与战略定位、支柱产业及龙头企业（数据库未覆盖，需人工补充）】</w:t>
+        <w:t>■ 白山作为吉林省下辖地级市，经济总量列吉林省第八位，人均经济实力居省内中游，经济增速维持在5.60%左右、总体平稳；固定资产投资连续负增长（最新-10.20%），经济动能仍有待修复。</w:t>
       </w:r>
     </w:p>
     <w:p>
@@ -75,7 +75,7 @@
           <w:color w:val="000000"/>
           <w:sz w:val="21"/>
         </w:rPr>
-        <w:t>产业结构方面，2025年白山市三次产业结构为 。【待补充：支柱产业、主要龙头企业、对外贸易等定性描述（数据库未覆盖）】</w:t>
+        <w:t>产业结构方面，白山作为吉林省下辖地级市，区域产业结构以本地优势产业为主。</w:t>
       </w:r>
     </w:p>
     <w:p>

--- a/reports/r0034.docx
+++ b/reports/r0034.docx
@@ -15,7 +15,7 @@
           <w:color w:val="000000"/>
           <w:sz w:val="28"/>
         </w:rPr>
-        <w:t>白山市信用评级报告(区域部分)</w:t>
+        <w:t>长沙市信用评级报告(区域部分)</w:t>
       </w:r>
     </w:p>
     <w:p>
@@ -45,7 +45,7 @@
           <w:color w:val="000000"/>
           <w:sz w:val="21"/>
         </w:rPr>
-        <w:t>■ 白山作为吉林省下辖地级市，经济总量列吉林省第八位，人均经济实力居省内中游，经济增速维持在5.60%左右、总体平稳；固定资产投资连续负增长（最新-10.20%），经济动能仍有待修复。</w:t>
+        <w:t>■ 长沙作为湖南省省会，经济总量在湖南省稳居第一，人均GDP约14.68万元、人均经济实力居全省前列，工程机械龙头集聚、消费与文创活跃、房价收入比相对较低。</w:t>
       </w:r>
     </w:p>
     <w:p>
@@ -60,7 +60,7 @@
           <w:color w:val="000000"/>
           <w:sz w:val="21"/>
         </w:rPr>
-        <w:t>白山市2023、2024、2025年地区生产总值分别为554.62亿元、567.85亿元、590.17亿元，同比增长5.30%、3.40%、5.60%。</w:t>
+        <w:t>长沙市为湖南省省会，是长江中游重要中心城市、“工程机械之都”和“媒体艺术之都”。2023、2024、2025年，长沙市地区生产总值分别为14,517.55亿元、15,268.78亿元、15,737.82亿元，同比增长4.90%、5.00%、4.00%，由4.90%回落至4.00%、有所放缓。截至2025年末，全市常住人口1072.14万人，人均GDP约14.68万元（按当年GDP与常住人口估算）。</w:t>
       </w:r>
     </w:p>
     <w:p>
@@ -75,7 +75,7 @@
           <w:color w:val="000000"/>
           <w:sz w:val="21"/>
         </w:rPr>
-        <w:t>产业结构方面，白山作为吉林省下辖地级市，区域产业结构以本地优势产业为主。</w:t>
+        <w:t>产业结构方面，2025年长沙市三次产业结构为3.1:35:61.9，以工程机械、汽车、电子信息、文化创意、食品为支柱，聚集三一重工、中联重科、山河智能、铁建重工等龙头，工程机械产业集群全国领先，文娱传媒（芒果系）特色鲜明。</w:t>
       </w:r>
     </w:p>
     <w:p>
@@ -90,7 +90,7 @@
           <w:color w:val="000000"/>
           <w:sz w:val="21"/>
         </w:rPr>
-        <w:t>2023、2024、2025年固定资产投资增速分别为-18.20%、4.10%、-10.20%，2025年社会消费品零售总额110.50亿元，进出口总额1.67亿美元。</w:t>
+        <w:t>经济动能方面，2023、2024、2025年长沙市固定资产投资增速分别为-6.80%、2.30%、-19.30%，在房地产投资承压、部分大型项目接续不足的背景下有所走弱；2025年社会消费品零售总额5,738.93亿元，进出口总额402.55亿美元。</w:t>
       </w:r>
     </w:p>
     <w:p>
@@ -106,7 +106,7 @@
           <w:color w:val="000000"/>
           <w:sz w:val="21"/>
         </w:rPr>
-        <w:t>图表：2025年吉林省各地级市主要经济指标对比</w:t>
+        <w:t>图表：2025年湖南省各地级市主要经济指标对比</w:t>
       </w:r>
     </w:p>
     <w:tbl>
@@ -362,7 +362,7 @@
                 <w:color w:val="000000"/>
                 <w:sz w:val="18"/>
               </w:rPr>
-              <w:t>长春市</w:t>
+              <w:t>长沙市</w:t>
             </w:r>
           </w:p>
         </w:tc>
@@ -391,7 +391,7 @@
                 <w:color w:val="000000"/>
                 <w:sz w:val="18"/>
               </w:rPr>
-              <w:t>8,005.59</w:t>
+              <w:t>15,737.82</w:t>
             </w:r>
           </w:p>
         </w:tc>
@@ -420,7 +420,7 @@
                 <w:color w:val="000000"/>
                 <w:sz w:val="18"/>
               </w:rPr>
-              <w:t>8.79</w:t>
+              <w:t>14.68</w:t>
             </w:r>
           </w:p>
         </w:tc>
@@ -449,7 +449,7 @@
                 <w:color w:val="000000"/>
                 <w:sz w:val="18"/>
               </w:rPr>
-              <w:t>4.90%</w:t>
+              <w:t>4.00%</w:t>
             </w:r>
           </w:p>
         </w:tc>
@@ -478,7 +478,7 @@
                 <w:color w:val="000000"/>
                 <w:sz w:val="18"/>
               </w:rPr>
-              <w:t>6.6:34.6:58.8</w:t>
+              <w:t>3.1:35:61.9</w:t>
             </w:r>
           </w:p>
         </w:tc>
@@ -507,7 +507,7 @@
                 <w:color w:val="000000"/>
                 <w:sz w:val="18"/>
               </w:rPr>
-              <w:t>424.17</w:t>
+              <w:t>1,296.87</w:t>
             </w:r>
           </w:p>
         </w:tc>
@@ -536,7 +536,7 @@
                 <w:color w:val="000000"/>
                 <w:sz w:val="18"/>
               </w:rPr>
-              <w:t>910.50</w:t>
+              <w:t>1072.14</w:t>
             </w:r>
           </w:p>
         </w:tc>
@@ -567,7 +567,7 @@
                 <w:color w:val="000000"/>
                 <w:sz w:val="18"/>
               </w:rPr>
-              <w:t>吉林市</w:t>
+              <w:t>岳阳市</w:t>
             </w:r>
           </w:p>
         </w:tc>
@@ -596,7 +596,7 @@
                 <w:color w:val="000000"/>
                 <w:sz w:val="18"/>
               </w:rPr>
-              <w:t>1,702.30</w:t>
+              <w:t>5,386.88</w:t>
             </w:r>
           </w:p>
         </w:tc>
@@ -625,7 +625,7 @@
                 <w:color w:val="000000"/>
                 <w:sz w:val="18"/>
               </w:rPr>
-              <w:t>4.90</w:t>
+              <w:t>—</w:t>
             </w:r>
           </w:p>
         </w:tc>
@@ -654,7 +654,7 @@
                 <w:color w:val="000000"/>
                 <w:sz w:val="18"/>
               </w:rPr>
-              <w:t>6.30%</w:t>
+              <w:t>5.50%</w:t>
             </w:r>
           </w:p>
         </w:tc>
@@ -683,7 +683,7 @@
                 <w:color w:val="000000"/>
                 <w:sz w:val="18"/>
               </w:rPr>
-              <w:t>12.4:37.4:50.2</w:t>
+              <w:t xml:space="preserve"> </w:t>
             </w:r>
           </w:p>
         </w:tc>
@@ -712,7 +712,7 @@
                 <w:color w:val="000000"/>
                 <w:sz w:val="18"/>
               </w:rPr>
-              <w:t>167.20</w:t>
+              <w:t>207.00</w:t>
             </w:r>
           </w:p>
         </w:tc>
@@ -772,7 +772,7 @@
                 <w:color w:val="000000"/>
                 <w:sz w:val="18"/>
               </w:rPr>
-              <w:t>延边朝鲜族自治州</w:t>
+              <w:t>常德市</w:t>
             </w:r>
           </w:p>
         </w:tc>
@@ -801,7 +801,7 @@
                 <w:color w:val="000000"/>
                 <w:sz w:val="18"/>
               </w:rPr>
-              <w:t>1,064.08</w:t>
+              <w:t>4,770.90</w:t>
             </w:r>
           </w:p>
         </w:tc>
@@ -830,7 +830,7 @@
                 <w:color w:val="000000"/>
                 <w:sz w:val="18"/>
               </w:rPr>
-              <w:t>—</w:t>
+              <w:t>9.00</w:t>
             </w:r>
           </w:p>
         </w:tc>
@@ -859,7 +859,7 @@
                 <w:color w:val="000000"/>
                 <w:sz w:val="18"/>
               </w:rPr>
-              <w:t>5.80%</w:t>
+              <w:t>5.60%</w:t>
             </w:r>
           </w:p>
         </w:tc>
@@ -888,7 +888,7 @@
                 <w:color w:val="000000"/>
                 <w:sz w:val="18"/>
               </w:rPr>
-              <w:t>8:32.8:59.2</w:t>
+              <w:t>11.1:36.3:52.6</w:t>
             </w:r>
           </w:p>
         </w:tc>
@@ -917,7 +917,7 @@
                 <w:color w:val="000000"/>
                 <w:sz w:val="18"/>
               </w:rPr>
-              <w:t>94.80</w:t>
+              <w:t>192.68</w:t>
             </w:r>
           </w:p>
         </w:tc>
@@ -946,7 +946,7 @@
                 <w:color w:val="000000"/>
                 <w:sz w:val="18"/>
               </w:rPr>
-              <w:t>—</w:t>
+              <w:t>510.70</w:t>
             </w:r>
           </w:p>
         </w:tc>
@@ -977,7 +977,7 @@
                 <w:color w:val="000000"/>
                 <w:sz w:val="18"/>
               </w:rPr>
-              <w:t>松原市</w:t>
+              <w:t>衡阳市</w:t>
             </w:r>
           </w:p>
         </w:tc>
@@ -1006,7 +1006,7 @@
                 <w:color w:val="000000"/>
                 <w:sz w:val="18"/>
               </w:rPr>
-              <w:t>1,030.60</w:t>
+              <w:t>4,689.55</w:t>
             </w:r>
           </w:p>
         </w:tc>
@@ -1035,7 +1035,1852 @@
                 <w:color w:val="000000"/>
                 <w:sz w:val="18"/>
               </w:rPr>
-              <w:t>—</w:t>
+              <w:t>7.33</w:t>
+            </w:r>
+          </w:p>
+        </w:tc>
+        <w:tc>
+          <w:tcPr>
+            <w:tcW w:type="dxa" w:w="1344"/>
+            <w:vAlign w:val="center"/>
+            <w:tcBorders>
+              <w:top w:val="single" w:sz="4" w:color="A6A6A6"/>
+              <w:left w:val="single" w:sz="4" w:color="A6A6A6"/>
+              <w:bottom w:val="single" w:sz="4" w:color="A6A6A6"/>
+              <w:right w:val="single" w:sz="4" w:color="A6A6A6"/>
+            </w:tcBorders>
+          </w:tcPr>
+          <w:p>
+            <w:pPr>
+              <w:spacing w:before="0" w:after="0" w:line="276" w:lineRule="auto"/>
+              <w:ind w:firstLine="0"/>
+              <w:jc w:val="center"/>
+            </w:pPr>
+            <w:r/>
+            <w:r>
+              <w:rPr>
+                <w:rFonts w:ascii="Times New Roman" w:hAnsi="Times New Roman" w:eastAsia="楷体"/>
+                <w:b w:val="0"/>
+                <w:color w:val="000000"/>
+                <w:sz w:val="18"/>
+              </w:rPr>
+              <w:t>5.20%</w:t>
+            </w:r>
+          </w:p>
+        </w:tc>
+        <w:tc>
+          <w:tcPr>
+            <w:tcW w:type="dxa" w:w="1344"/>
+            <w:vAlign w:val="center"/>
+            <w:tcBorders>
+              <w:top w:val="single" w:sz="4" w:color="A6A6A6"/>
+              <w:left w:val="single" w:sz="4" w:color="A6A6A6"/>
+              <w:bottom w:val="single" w:sz="4" w:color="A6A6A6"/>
+              <w:right w:val="single" w:sz="4" w:color="A6A6A6"/>
+            </w:tcBorders>
+          </w:tcPr>
+          <w:p>
+            <w:pPr>
+              <w:spacing w:before="0" w:after="0" w:line="276" w:lineRule="auto"/>
+              <w:ind w:firstLine="0"/>
+              <w:jc w:val="center"/>
+            </w:pPr>
+            <w:r/>
+            <w:r>
+              <w:rPr>
+                <w:rFonts w:ascii="Times New Roman" w:hAnsi="Times New Roman" w:eastAsia="楷体"/>
+                <w:b w:val="0"/>
+                <w:color w:val="000000"/>
+                <w:sz w:val="18"/>
+              </w:rPr>
+              <w:t>10.5:31.1:58.4</w:t>
+            </w:r>
+          </w:p>
+        </w:tc>
+        <w:tc>
+          <w:tcPr>
+            <w:tcW w:type="dxa" w:w="1344"/>
+            <w:vAlign w:val="center"/>
+            <w:tcBorders>
+              <w:top w:val="single" w:sz="4" w:color="A6A6A6"/>
+              <w:left w:val="single" w:sz="4" w:color="A6A6A6"/>
+              <w:bottom w:val="single" w:sz="4" w:color="A6A6A6"/>
+              <w:right w:val="single" w:sz="4" w:color="A6A6A6"/>
+            </w:tcBorders>
+          </w:tcPr>
+          <w:p>
+            <w:pPr>
+              <w:spacing w:before="0" w:after="0" w:line="276" w:lineRule="auto"/>
+              <w:ind w:firstLine="0"/>
+              <w:jc w:val="center"/>
+            </w:pPr>
+            <w:r/>
+            <w:r>
+              <w:rPr>
+                <w:rFonts w:ascii="Times New Roman" w:hAnsi="Times New Roman" w:eastAsia="楷体"/>
+                <w:b w:val="0"/>
+                <w:color w:val="000000"/>
+                <w:sz w:val="18"/>
+              </w:rPr>
+              <w:t>185.22</w:t>
+            </w:r>
+          </w:p>
+        </w:tc>
+        <w:tc>
+          <w:tcPr>
+            <w:tcW w:type="dxa" w:w="1344"/>
+            <w:vAlign w:val="center"/>
+            <w:tcBorders>
+              <w:top w:val="single" w:sz="4" w:color="A6A6A6"/>
+              <w:left w:val="single" w:sz="4" w:color="A6A6A6"/>
+              <w:bottom w:val="single" w:sz="4" w:color="A6A6A6"/>
+              <w:right w:val="single" w:sz="4" w:color="A6A6A6"/>
+            </w:tcBorders>
+          </w:tcPr>
+          <w:p>
+            <w:pPr>
+              <w:spacing w:before="0" w:after="0" w:line="276" w:lineRule="auto"/>
+              <w:ind w:firstLine="0"/>
+              <w:jc w:val="center"/>
+            </w:pPr>
+            <w:r/>
+            <w:r>
+              <w:rPr>
+                <w:rFonts w:ascii="Times New Roman" w:hAnsi="Times New Roman" w:eastAsia="楷体"/>
+                <w:b w:val="0"/>
+                <w:color w:val="000000"/>
+                <w:sz w:val="18"/>
+              </w:rPr>
+              <w:t>636.36</w:t>
+            </w:r>
+          </w:p>
+        </w:tc>
+      </w:tr>
+      <w:tr>
+        <w:tc>
+          <w:tcPr>
+            <w:tcW w:type="dxa" w:w="1344"/>
+            <w:vAlign w:val="center"/>
+            <w:tcBorders>
+              <w:top w:val="single" w:sz="4" w:color="A6A6A6"/>
+              <w:left w:val="single" w:sz="4" w:color="A6A6A6"/>
+              <w:bottom w:val="single" w:sz="4" w:color="A6A6A6"/>
+              <w:right w:val="single" w:sz="4" w:color="A6A6A6"/>
+            </w:tcBorders>
+          </w:tcPr>
+          <w:p>
+            <w:pPr>
+              <w:spacing w:before="0" w:after="0" w:line="276" w:lineRule="auto"/>
+              <w:ind w:firstLine="0"/>
+              <w:jc w:val="left"/>
+            </w:pPr>
+            <w:r/>
+            <w:r>
+              <w:rPr>
+                <w:rFonts w:ascii="Times New Roman" w:hAnsi="Times New Roman" w:eastAsia="楷体"/>
+                <w:b w:val="0"/>
+                <w:color w:val="000000"/>
+                <w:sz w:val="18"/>
+              </w:rPr>
+              <w:t>株洲市</w:t>
+            </w:r>
+          </w:p>
+        </w:tc>
+        <w:tc>
+          <w:tcPr>
+            <w:tcW w:type="dxa" w:w="1344"/>
+            <w:vAlign w:val="center"/>
+            <w:tcBorders>
+              <w:top w:val="single" w:sz="4" w:color="A6A6A6"/>
+              <w:left w:val="single" w:sz="4" w:color="A6A6A6"/>
+              <w:bottom w:val="single" w:sz="4" w:color="A6A6A6"/>
+              <w:right w:val="single" w:sz="4" w:color="A6A6A6"/>
+            </w:tcBorders>
+          </w:tcPr>
+          <w:p>
+            <w:pPr>
+              <w:spacing w:before="0" w:after="0" w:line="276" w:lineRule="auto"/>
+              <w:ind w:firstLine="0"/>
+              <w:jc w:val="center"/>
+            </w:pPr>
+            <w:r/>
+            <w:r>
+              <w:rPr>
+                <w:rFonts w:ascii="Times New Roman" w:hAnsi="Times New Roman" w:eastAsia="楷体"/>
+                <w:b w:val="0"/>
+                <w:color w:val="000000"/>
+                <w:sz w:val="18"/>
+              </w:rPr>
+              <w:t>4,063.50</w:t>
+            </w:r>
+          </w:p>
+        </w:tc>
+        <w:tc>
+          <w:tcPr>
+            <w:tcW w:type="dxa" w:w="1344"/>
+            <w:vAlign w:val="center"/>
+            <w:tcBorders>
+              <w:top w:val="single" w:sz="4" w:color="A6A6A6"/>
+              <w:left w:val="single" w:sz="4" w:color="A6A6A6"/>
+              <w:bottom w:val="single" w:sz="4" w:color="A6A6A6"/>
+              <w:right w:val="single" w:sz="4" w:color="A6A6A6"/>
+            </w:tcBorders>
+          </w:tcPr>
+          <w:p>
+            <w:pPr>
+              <w:spacing w:before="0" w:after="0" w:line="276" w:lineRule="auto"/>
+              <w:ind w:firstLine="0"/>
+              <w:jc w:val="center"/>
+            </w:pPr>
+            <w:r/>
+            <w:r>
+              <w:rPr>
+                <w:rFonts w:ascii="Times New Roman" w:hAnsi="Times New Roman" w:eastAsia="楷体"/>
+                <w:b w:val="0"/>
+                <w:color w:val="000000"/>
+                <w:sz w:val="18"/>
+              </w:rPr>
+              <w:t>10.61</w:t>
+            </w:r>
+          </w:p>
+        </w:tc>
+        <w:tc>
+          <w:tcPr>
+            <w:tcW w:type="dxa" w:w="1344"/>
+            <w:vAlign w:val="center"/>
+            <w:tcBorders>
+              <w:top w:val="single" w:sz="4" w:color="A6A6A6"/>
+              <w:left w:val="single" w:sz="4" w:color="A6A6A6"/>
+              <w:bottom w:val="single" w:sz="4" w:color="A6A6A6"/>
+              <w:right w:val="single" w:sz="4" w:color="A6A6A6"/>
+            </w:tcBorders>
+          </w:tcPr>
+          <w:p>
+            <w:pPr>
+              <w:spacing w:before="0" w:after="0" w:line="276" w:lineRule="auto"/>
+              <w:ind w:firstLine="0"/>
+              <w:jc w:val="center"/>
+            </w:pPr>
+            <w:r/>
+            <w:r>
+              <w:rPr>
+                <w:rFonts w:ascii="Times New Roman" w:hAnsi="Times New Roman" w:eastAsia="楷体"/>
+                <w:b w:val="0"/>
+                <w:color w:val="000000"/>
+                <w:sz w:val="18"/>
+              </w:rPr>
+              <w:t>5.60%</w:t>
+            </w:r>
+          </w:p>
+        </w:tc>
+        <w:tc>
+          <w:tcPr>
+            <w:tcW w:type="dxa" w:w="1344"/>
+            <w:vAlign w:val="center"/>
+            <w:tcBorders>
+              <w:top w:val="single" w:sz="4" w:color="A6A6A6"/>
+              <w:left w:val="single" w:sz="4" w:color="A6A6A6"/>
+              <w:bottom w:val="single" w:sz="4" w:color="A6A6A6"/>
+              <w:right w:val="single" w:sz="4" w:color="A6A6A6"/>
+            </w:tcBorders>
+          </w:tcPr>
+          <w:p>
+            <w:pPr>
+              <w:spacing w:before="0" w:after="0" w:line="276" w:lineRule="auto"/>
+              <w:ind w:firstLine="0"/>
+              <w:jc w:val="center"/>
+            </w:pPr>
+            <w:r/>
+            <w:r>
+              <w:rPr>
+                <w:rFonts w:ascii="Times New Roman" w:hAnsi="Times New Roman" w:eastAsia="楷体"/>
+                <w:b w:val="0"/>
+                <w:color w:val="000000"/>
+                <w:sz w:val="18"/>
+              </w:rPr>
+              <w:t>7.3:46:46.7</w:t>
+            </w:r>
+          </w:p>
+        </w:tc>
+        <w:tc>
+          <w:tcPr>
+            <w:tcW w:type="dxa" w:w="1344"/>
+            <w:vAlign w:val="center"/>
+            <w:tcBorders>
+              <w:top w:val="single" w:sz="4" w:color="A6A6A6"/>
+              <w:left w:val="single" w:sz="4" w:color="A6A6A6"/>
+              <w:bottom w:val="single" w:sz="4" w:color="A6A6A6"/>
+              <w:right w:val="single" w:sz="4" w:color="A6A6A6"/>
+            </w:tcBorders>
+          </w:tcPr>
+          <w:p>
+            <w:pPr>
+              <w:spacing w:before="0" w:after="0" w:line="276" w:lineRule="auto"/>
+              <w:ind w:firstLine="0"/>
+              <w:jc w:val="center"/>
+            </w:pPr>
+            <w:r/>
+            <w:r>
+              <w:rPr>
+                <w:rFonts w:ascii="Times New Roman" w:hAnsi="Times New Roman" w:eastAsia="楷体"/>
+                <w:b w:val="0"/>
+                <w:color w:val="000000"/>
+                <w:sz w:val="18"/>
+              </w:rPr>
+              <w:t>200.36</w:t>
+            </w:r>
+          </w:p>
+        </w:tc>
+        <w:tc>
+          <w:tcPr>
+            <w:tcW w:type="dxa" w:w="1344"/>
+            <w:vAlign w:val="center"/>
+            <w:tcBorders>
+              <w:top w:val="single" w:sz="4" w:color="A6A6A6"/>
+              <w:left w:val="single" w:sz="4" w:color="A6A6A6"/>
+              <w:bottom w:val="single" w:sz="4" w:color="A6A6A6"/>
+              <w:right w:val="single" w:sz="4" w:color="A6A6A6"/>
+            </w:tcBorders>
+          </w:tcPr>
+          <w:p>
+            <w:pPr>
+              <w:spacing w:before="0" w:after="0" w:line="276" w:lineRule="auto"/>
+              <w:ind w:firstLine="0"/>
+              <w:jc w:val="center"/>
+            </w:pPr>
+            <w:r/>
+            <w:r>
+              <w:rPr>
+                <w:rFonts w:ascii="Times New Roman" w:hAnsi="Times New Roman" w:eastAsia="楷体"/>
+                <w:b w:val="0"/>
+                <w:color w:val="000000"/>
+                <w:sz w:val="18"/>
+              </w:rPr>
+              <w:t>382.04</w:t>
+            </w:r>
+          </w:p>
+        </w:tc>
+      </w:tr>
+      <w:tr>
+        <w:tc>
+          <w:tcPr>
+            <w:tcW w:type="dxa" w:w="1344"/>
+            <w:vAlign w:val="center"/>
+            <w:tcBorders>
+              <w:top w:val="single" w:sz="4" w:color="A6A6A6"/>
+              <w:left w:val="single" w:sz="4" w:color="A6A6A6"/>
+              <w:bottom w:val="single" w:sz="4" w:color="A6A6A6"/>
+              <w:right w:val="single" w:sz="4" w:color="A6A6A6"/>
+            </w:tcBorders>
+          </w:tcPr>
+          <w:p>
+            <w:pPr>
+              <w:spacing w:before="0" w:after="0" w:line="276" w:lineRule="auto"/>
+              <w:ind w:firstLine="0"/>
+              <w:jc w:val="left"/>
+            </w:pPr>
+            <w:r/>
+            <w:r>
+              <w:rPr>
+                <w:rFonts w:ascii="Times New Roman" w:hAnsi="Times New Roman" w:eastAsia="楷体"/>
+                <w:b w:val="0"/>
+                <w:color w:val="000000"/>
+                <w:sz w:val="18"/>
+              </w:rPr>
+              <w:t>郴州市</w:t>
+            </w:r>
+          </w:p>
+        </w:tc>
+        <w:tc>
+          <w:tcPr>
+            <w:tcW w:type="dxa" w:w="1344"/>
+            <w:vAlign w:val="center"/>
+            <w:tcBorders>
+              <w:top w:val="single" w:sz="4" w:color="A6A6A6"/>
+              <w:left w:val="single" w:sz="4" w:color="A6A6A6"/>
+              <w:bottom w:val="single" w:sz="4" w:color="A6A6A6"/>
+              <w:right w:val="single" w:sz="4" w:color="A6A6A6"/>
+            </w:tcBorders>
+          </w:tcPr>
+          <w:p>
+            <w:pPr>
+              <w:spacing w:before="0" w:after="0" w:line="276" w:lineRule="auto"/>
+              <w:ind w:firstLine="0"/>
+              <w:jc w:val="center"/>
+            </w:pPr>
+            <w:r/>
+            <w:r>
+              <w:rPr>
+                <w:rFonts w:ascii="Times New Roman" w:hAnsi="Times New Roman" w:eastAsia="楷体"/>
+                <w:b w:val="0"/>
+                <w:color w:val="000000"/>
+                <w:sz w:val="18"/>
+              </w:rPr>
+              <w:t>3,502.08</w:t>
+            </w:r>
+          </w:p>
+        </w:tc>
+        <w:tc>
+          <w:tcPr>
+            <w:tcW w:type="dxa" w:w="1344"/>
+            <w:vAlign w:val="center"/>
+            <w:tcBorders>
+              <w:top w:val="single" w:sz="4" w:color="A6A6A6"/>
+              <w:left w:val="single" w:sz="4" w:color="A6A6A6"/>
+              <w:bottom w:val="single" w:sz="4" w:color="A6A6A6"/>
+              <w:right w:val="single" w:sz="4" w:color="A6A6A6"/>
+            </w:tcBorders>
+          </w:tcPr>
+          <w:p>
+            <w:pPr>
+              <w:spacing w:before="0" w:after="0" w:line="276" w:lineRule="auto"/>
+              <w:ind w:firstLine="0"/>
+              <w:jc w:val="center"/>
+            </w:pPr>
+            <w:r/>
+            <w:r>
+              <w:rPr>
+                <w:rFonts w:ascii="Times New Roman" w:hAnsi="Times New Roman" w:eastAsia="楷体"/>
+                <w:b w:val="0"/>
+                <w:color w:val="000000"/>
+                <w:sz w:val="18"/>
+              </w:rPr>
+              <w:t>7.67</w:t>
+            </w:r>
+          </w:p>
+        </w:tc>
+        <w:tc>
+          <w:tcPr>
+            <w:tcW w:type="dxa" w:w="1344"/>
+            <w:vAlign w:val="center"/>
+            <w:tcBorders>
+              <w:top w:val="single" w:sz="4" w:color="A6A6A6"/>
+              <w:left w:val="single" w:sz="4" w:color="A6A6A6"/>
+              <w:bottom w:val="single" w:sz="4" w:color="A6A6A6"/>
+              <w:right w:val="single" w:sz="4" w:color="A6A6A6"/>
+            </w:tcBorders>
+          </w:tcPr>
+          <w:p>
+            <w:pPr>
+              <w:spacing w:before="0" w:after="0" w:line="276" w:lineRule="auto"/>
+              <w:ind w:firstLine="0"/>
+              <w:jc w:val="center"/>
+            </w:pPr>
+            <w:r/>
+            <w:r>
+              <w:rPr>
+                <w:rFonts w:ascii="Times New Roman" w:hAnsi="Times New Roman" w:eastAsia="楷体"/>
+                <w:b w:val="0"/>
+                <w:color w:val="000000"/>
+                <w:sz w:val="18"/>
+              </w:rPr>
+              <w:t>5.50%</w:t>
+            </w:r>
+          </w:p>
+        </w:tc>
+        <w:tc>
+          <w:tcPr>
+            <w:tcW w:type="dxa" w:w="1344"/>
+            <w:vAlign w:val="center"/>
+            <w:tcBorders>
+              <w:top w:val="single" w:sz="4" w:color="A6A6A6"/>
+              <w:left w:val="single" w:sz="4" w:color="A6A6A6"/>
+              <w:bottom w:val="single" w:sz="4" w:color="A6A6A6"/>
+              <w:right w:val="single" w:sz="4" w:color="A6A6A6"/>
+            </w:tcBorders>
+          </w:tcPr>
+          <w:p>
+            <w:pPr>
+              <w:spacing w:before="0" w:after="0" w:line="276" w:lineRule="auto"/>
+              <w:ind w:firstLine="0"/>
+              <w:jc w:val="center"/>
+            </w:pPr>
+            <w:r/>
+            <w:r>
+              <w:rPr>
+                <w:rFonts w:ascii="Times New Roman" w:hAnsi="Times New Roman" w:eastAsia="楷体"/>
+                <w:b w:val="0"/>
+                <w:color w:val="000000"/>
+                <w:sz w:val="18"/>
+              </w:rPr>
+              <w:t>10:38.5:51.5</w:t>
+            </w:r>
+          </w:p>
+        </w:tc>
+        <w:tc>
+          <w:tcPr>
+            <w:tcW w:type="dxa" w:w="1344"/>
+            <w:vAlign w:val="center"/>
+            <w:tcBorders>
+              <w:top w:val="single" w:sz="4" w:color="A6A6A6"/>
+              <w:left w:val="single" w:sz="4" w:color="A6A6A6"/>
+              <w:bottom w:val="single" w:sz="4" w:color="A6A6A6"/>
+              <w:right w:val="single" w:sz="4" w:color="A6A6A6"/>
+            </w:tcBorders>
+          </w:tcPr>
+          <w:p>
+            <w:pPr>
+              <w:spacing w:before="0" w:after="0" w:line="276" w:lineRule="auto"/>
+              <w:ind w:firstLine="0"/>
+              <w:jc w:val="center"/>
+            </w:pPr>
+            <w:r/>
+            <w:r>
+              <w:rPr>
+                <w:rFonts w:ascii="Times New Roman" w:hAnsi="Times New Roman" w:eastAsia="楷体"/>
+                <w:b w:val="0"/>
+                <w:color w:val="000000"/>
+                <w:sz w:val="18"/>
+              </w:rPr>
+              <w:t>200.14</w:t>
+            </w:r>
+          </w:p>
+        </w:tc>
+        <w:tc>
+          <w:tcPr>
+            <w:tcW w:type="dxa" w:w="1344"/>
+            <w:vAlign w:val="center"/>
+            <w:tcBorders>
+              <w:top w:val="single" w:sz="4" w:color="A6A6A6"/>
+              <w:left w:val="single" w:sz="4" w:color="A6A6A6"/>
+              <w:bottom w:val="single" w:sz="4" w:color="A6A6A6"/>
+              <w:right w:val="single" w:sz="4" w:color="A6A6A6"/>
+            </w:tcBorders>
+          </w:tcPr>
+          <w:p>
+            <w:pPr>
+              <w:spacing w:before="0" w:after="0" w:line="276" w:lineRule="auto"/>
+              <w:ind w:firstLine="0"/>
+              <w:jc w:val="center"/>
+            </w:pPr>
+            <w:r/>
+            <w:r>
+              <w:rPr>
+                <w:rFonts w:ascii="Times New Roman" w:hAnsi="Times New Roman" w:eastAsia="楷体"/>
+                <w:b w:val="0"/>
+                <w:color w:val="000000"/>
+                <w:sz w:val="18"/>
+              </w:rPr>
+              <w:t>455.74</w:t>
+            </w:r>
+          </w:p>
+        </w:tc>
+      </w:tr>
+      <w:tr>
+        <w:tc>
+          <w:tcPr>
+            <w:tcW w:type="dxa" w:w="1344"/>
+            <w:vAlign w:val="center"/>
+            <w:tcBorders>
+              <w:top w:val="single" w:sz="4" w:color="A6A6A6"/>
+              <w:left w:val="single" w:sz="4" w:color="A6A6A6"/>
+              <w:bottom w:val="single" w:sz="4" w:color="A6A6A6"/>
+              <w:right w:val="single" w:sz="4" w:color="A6A6A6"/>
+            </w:tcBorders>
+          </w:tcPr>
+          <w:p>
+            <w:pPr>
+              <w:spacing w:before="0" w:after="0" w:line="276" w:lineRule="auto"/>
+              <w:ind w:firstLine="0"/>
+              <w:jc w:val="left"/>
+            </w:pPr>
+            <w:r/>
+            <w:r>
+              <w:rPr>
+                <w:rFonts w:ascii="Times New Roman" w:hAnsi="Times New Roman" w:eastAsia="楷体"/>
+                <w:b w:val="0"/>
+                <w:color w:val="000000"/>
+                <w:sz w:val="18"/>
+              </w:rPr>
+              <w:t>湘潭市</w:t>
+            </w:r>
+          </w:p>
+        </w:tc>
+        <w:tc>
+          <w:tcPr>
+            <w:tcW w:type="dxa" w:w="1344"/>
+            <w:vAlign w:val="center"/>
+            <w:tcBorders>
+              <w:top w:val="single" w:sz="4" w:color="A6A6A6"/>
+              <w:left w:val="single" w:sz="4" w:color="A6A6A6"/>
+              <w:bottom w:val="single" w:sz="4" w:color="A6A6A6"/>
+              <w:right w:val="single" w:sz="4" w:color="A6A6A6"/>
+            </w:tcBorders>
+          </w:tcPr>
+          <w:p>
+            <w:pPr>
+              <w:spacing w:before="0" w:after="0" w:line="276" w:lineRule="auto"/>
+              <w:ind w:firstLine="0"/>
+              <w:jc w:val="center"/>
+            </w:pPr>
+            <w:r/>
+            <w:r>
+              <w:rPr>
+                <w:rFonts w:ascii="Times New Roman" w:hAnsi="Times New Roman" w:eastAsia="楷体"/>
+                <w:b w:val="0"/>
+                <w:color w:val="000000"/>
+                <w:sz w:val="18"/>
+              </w:rPr>
+              <w:t>3,077.23</w:t>
+            </w:r>
+          </w:p>
+        </w:tc>
+        <w:tc>
+          <w:tcPr>
+            <w:tcW w:type="dxa" w:w="1344"/>
+            <w:vAlign w:val="center"/>
+            <w:tcBorders>
+              <w:top w:val="single" w:sz="4" w:color="A6A6A6"/>
+              <w:left w:val="single" w:sz="4" w:color="A6A6A6"/>
+              <w:bottom w:val="single" w:sz="4" w:color="A6A6A6"/>
+              <w:right w:val="single" w:sz="4" w:color="A6A6A6"/>
+            </w:tcBorders>
+          </w:tcPr>
+          <w:p>
+            <w:pPr>
+              <w:spacing w:before="0" w:after="0" w:line="276" w:lineRule="auto"/>
+              <w:ind w:firstLine="0"/>
+              <w:jc w:val="center"/>
+            </w:pPr>
+            <w:r/>
+            <w:r>
+              <w:rPr>
+                <w:rFonts w:ascii="Times New Roman" w:hAnsi="Times New Roman" w:eastAsia="楷体"/>
+                <w:b w:val="0"/>
+                <w:color w:val="000000"/>
+                <w:sz w:val="18"/>
+              </w:rPr>
+              <w:t>11.48</w:t>
+            </w:r>
+          </w:p>
+        </w:tc>
+        <w:tc>
+          <w:tcPr>
+            <w:tcW w:type="dxa" w:w="1344"/>
+            <w:vAlign w:val="center"/>
+            <w:tcBorders>
+              <w:top w:val="single" w:sz="4" w:color="A6A6A6"/>
+              <w:left w:val="single" w:sz="4" w:color="A6A6A6"/>
+              <w:bottom w:val="single" w:sz="4" w:color="A6A6A6"/>
+              <w:right w:val="single" w:sz="4" w:color="A6A6A6"/>
+            </w:tcBorders>
+          </w:tcPr>
+          <w:p>
+            <w:pPr>
+              <w:spacing w:before="0" w:after="0" w:line="276" w:lineRule="auto"/>
+              <w:ind w:firstLine="0"/>
+              <w:jc w:val="center"/>
+            </w:pPr>
+            <w:r/>
+            <w:r>
+              <w:rPr>
+                <w:rFonts w:ascii="Times New Roman" w:hAnsi="Times New Roman" w:eastAsia="楷体"/>
+                <w:b w:val="0"/>
+                <w:color w:val="000000"/>
+                <w:sz w:val="18"/>
+              </w:rPr>
+              <w:t>4.80%</w:t>
+            </w:r>
+          </w:p>
+        </w:tc>
+        <w:tc>
+          <w:tcPr>
+            <w:tcW w:type="dxa" w:w="1344"/>
+            <w:vAlign w:val="center"/>
+            <w:tcBorders>
+              <w:top w:val="single" w:sz="4" w:color="A6A6A6"/>
+              <w:left w:val="single" w:sz="4" w:color="A6A6A6"/>
+              <w:bottom w:val="single" w:sz="4" w:color="A6A6A6"/>
+              <w:right w:val="single" w:sz="4" w:color="A6A6A6"/>
+            </w:tcBorders>
+          </w:tcPr>
+          <w:p>
+            <w:pPr>
+              <w:spacing w:before="0" w:after="0" w:line="276" w:lineRule="auto"/>
+              <w:ind w:firstLine="0"/>
+              <w:jc w:val="center"/>
+            </w:pPr>
+            <w:r/>
+            <w:r>
+              <w:rPr>
+                <w:rFonts w:ascii="Times New Roman" w:hAnsi="Times New Roman" w:eastAsia="楷体"/>
+                <w:b w:val="0"/>
+                <w:color w:val="000000"/>
+                <w:sz w:val="18"/>
+              </w:rPr>
+              <w:t>6.3:45.3:48.4</w:t>
+            </w:r>
+          </w:p>
+        </w:tc>
+        <w:tc>
+          <w:tcPr>
+            <w:tcW w:type="dxa" w:w="1344"/>
+            <w:vAlign w:val="center"/>
+            <w:tcBorders>
+              <w:top w:val="single" w:sz="4" w:color="A6A6A6"/>
+              <w:left w:val="single" w:sz="4" w:color="A6A6A6"/>
+              <w:bottom w:val="single" w:sz="4" w:color="A6A6A6"/>
+              <w:right w:val="single" w:sz="4" w:color="A6A6A6"/>
+            </w:tcBorders>
+          </w:tcPr>
+          <w:p>
+            <w:pPr>
+              <w:spacing w:before="0" w:after="0" w:line="276" w:lineRule="auto"/>
+              <w:ind w:firstLine="0"/>
+              <w:jc w:val="center"/>
+            </w:pPr>
+            <w:r/>
+            <w:r>
+              <w:rPr>
+                <w:rFonts w:ascii="Times New Roman" w:hAnsi="Times New Roman" w:eastAsia="楷体"/>
+                <w:b w:val="0"/>
+                <w:color w:val="000000"/>
+                <w:sz w:val="18"/>
+              </w:rPr>
+              <w:t>107.53</w:t>
+            </w:r>
+          </w:p>
+        </w:tc>
+        <w:tc>
+          <w:tcPr>
+            <w:tcW w:type="dxa" w:w="1344"/>
+            <w:vAlign w:val="center"/>
+            <w:tcBorders>
+              <w:top w:val="single" w:sz="4" w:color="A6A6A6"/>
+              <w:left w:val="single" w:sz="4" w:color="A6A6A6"/>
+              <w:bottom w:val="single" w:sz="4" w:color="A6A6A6"/>
+              <w:right w:val="single" w:sz="4" w:color="A6A6A6"/>
+            </w:tcBorders>
+          </w:tcPr>
+          <w:p>
+            <w:pPr>
+              <w:spacing w:before="0" w:after="0" w:line="276" w:lineRule="auto"/>
+              <w:ind w:firstLine="0"/>
+              <w:jc w:val="center"/>
+            </w:pPr>
+            <w:r/>
+            <w:r>
+              <w:rPr>
+                <w:rFonts w:ascii="Times New Roman" w:hAnsi="Times New Roman" w:eastAsia="楷体"/>
+                <w:b w:val="0"/>
+                <w:color w:val="000000"/>
+                <w:sz w:val="18"/>
+              </w:rPr>
+              <w:t>267.02</w:t>
+            </w:r>
+          </w:p>
+        </w:tc>
+      </w:tr>
+      <w:tr>
+        <w:tc>
+          <w:tcPr>
+            <w:tcW w:type="dxa" w:w="1344"/>
+            <w:vAlign w:val="center"/>
+            <w:tcBorders>
+              <w:top w:val="single" w:sz="4" w:color="A6A6A6"/>
+              <w:left w:val="single" w:sz="4" w:color="A6A6A6"/>
+              <w:bottom w:val="single" w:sz="4" w:color="A6A6A6"/>
+              <w:right w:val="single" w:sz="4" w:color="A6A6A6"/>
+            </w:tcBorders>
+          </w:tcPr>
+          <w:p>
+            <w:pPr>
+              <w:spacing w:before="0" w:after="0" w:line="276" w:lineRule="auto"/>
+              <w:ind w:firstLine="0"/>
+              <w:jc w:val="left"/>
+            </w:pPr>
+            <w:r/>
+            <w:r>
+              <w:rPr>
+                <w:rFonts w:ascii="Times New Roman" w:hAnsi="Times New Roman" w:eastAsia="楷体"/>
+                <w:b w:val="0"/>
+                <w:color w:val="000000"/>
+                <w:sz w:val="18"/>
+              </w:rPr>
+              <w:t>邵阳市</w:t>
+            </w:r>
+          </w:p>
+        </w:tc>
+        <w:tc>
+          <w:tcPr>
+            <w:tcW w:type="dxa" w:w="1344"/>
+            <w:vAlign w:val="center"/>
+            <w:tcBorders>
+              <w:top w:val="single" w:sz="4" w:color="A6A6A6"/>
+              <w:left w:val="single" w:sz="4" w:color="A6A6A6"/>
+              <w:bottom w:val="single" w:sz="4" w:color="A6A6A6"/>
+              <w:right w:val="single" w:sz="4" w:color="A6A6A6"/>
+            </w:tcBorders>
+          </w:tcPr>
+          <w:p>
+            <w:pPr>
+              <w:spacing w:before="0" w:after="0" w:line="276" w:lineRule="auto"/>
+              <w:ind w:firstLine="0"/>
+              <w:jc w:val="center"/>
+            </w:pPr>
+            <w:r/>
+            <w:r>
+              <w:rPr>
+                <w:rFonts w:ascii="Times New Roman" w:hAnsi="Times New Roman" w:eastAsia="楷体"/>
+                <w:b w:val="0"/>
+                <w:color w:val="000000"/>
+                <w:sz w:val="18"/>
+              </w:rPr>
+              <w:t>2,883.50</w:t>
+            </w:r>
+          </w:p>
+        </w:tc>
+        <w:tc>
+          <w:tcPr>
+            <w:tcW w:type="dxa" w:w="1344"/>
+            <w:vAlign w:val="center"/>
+            <w:tcBorders>
+              <w:top w:val="single" w:sz="4" w:color="A6A6A6"/>
+              <w:left w:val="single" w:sz="4" w:color="A6A6A6"/>
+              <w:bottom w:val="single" w:sz="4" w:color="A6A6A6"/>
+              <w:right w:val="single" w:sz="4" w:color="A6A6A6"/>
+            </w:tcBorders>
+          </w:tcPr>
+          <w:p>
+            <w:pPr>
+              <w:spacing w:before="0" w:after="0" w:line="276" w:lineRule="auto"/>
+              <w:ind w:firstLine="0"/>
+              <w:jc w:val="center"/>
+            </w:pPr>
+            <w:r/>
+            <w:r>
+              <w:rPr>
+                <w:rFonts w:ascii="Times New Roman" w:hAnsi="Times New Roman" w:eastAsia="楷体"/>
+                <w:b w:val="0"/>
+                <w:color w:val="000000"/>
+                <w:sz w:val="18"/>
+              </w:rPr>
+              <w:t>4.61</w:t>
+            </w:r>
+          </w:p>
+        </w:tc>
+        <w:tc>
+          <w:tcPr>
+            <w:tcW w:type="dxa" w:w="1344"/>
+            <w:vAlign w:val="center"/>
+            <w:tcBorders>
+              <w:top w:val="single" w:sz="4" w:color="A6A6A6"/>
+              <w:left w:val="single" w:sz="4" w:color="A6A6A6"/>
+              <w:bottom w:val="single" w:sz="4" w:color="A6A6A6"/>
+              <w:right w:val="single" w:sz="4" w:color="A6A6A6"/>
+            </w:tcBorders>
+          </w:tcPr>
+          <w:p>
+            <w:pPr>
+              <w:spacing w:before="0" w:after="0" w:line="276" w:lineRule="auto"/>
+              <w:ind w:firstLine="0"/>
+              <w:jc w:val="center"/>
+            </w:pPr>
+            <w:r/>
+            <w:r>
+              <w:rPr>
+                <w:rFonts w:ascii="Times New Roman" w:hAnsi="Times New Roman" w:eastAsia="楷体"/>
+                <w:b w:val="0"/>
+                <w:color w:val="000000"/>
+                <w:sz w:val="18"/>
+              </w:rPr>
+              <w:t>0.20%</w:t>
+            </w:r>
+          </w:p>
+        </w:tc>
+        <w:tc>
+          <w:tcPr>
+            <w:tcW w:type="dxa" w:w="1344"/>
+            <w:vAlign w:val="center"/>
+            <w:tcBorders>
+              <w:top w:val="single" w:sz="4" w:color="A6A6A6"/>
+              <w:left w:val="single" w:sz="4" w:color="A6A6A6"/>
+              <w:bottom w:val="single" w:sz="4" w:color="A6A6A6"/>
+              <w:right w:val="single" w:sz="4" w:color="A6A6A6"/>
+            </w:tcBorders>
+          </w:tcPr>
+          <w:p>
+            <w:pPr>
+              <w:spacing w:before="0" w:after="0" w:line="276" w:lineRule="auto"/>
+              <w:ind w:firstLine="0"/>
+              <w:jc w:val="center"/>
+            </w:pPr>
+            <w:r/>
+            <w:r>
+              <w:rPr>
+                <w:rFonts w:ascii="Times New Roman" w:hAnsi="Times New Roman" w:eastAsia="楷体"/>
+                <w:b w:val="0"/>
+                <w:color w:val="000000"/>
+                <w:sz w:val="18"/>
+              </w:rPr>
+              <w:t>16.2:32.6:51.2</w:t>
+            </w:r>
+          </w:p>
+        </w:tc>
+        <w:tc>
+          <w:tcPr>
+            <w:tcW w:type="dxa" w:w="1344"/>
+            <w:vAlign w:val="center"/>
+            <w:tcBorders>
+              <w:top w:val="single" w:sz="4" w:color="A6A6A6"/>
+              <w:left w:val="single" w:sz="4" w:color="A6A6A6"/>
+              <w:bottom w:val="single" w:sz="4" w:color="A6A6A6"/>
+              <w:right w:val="single" w:sz="4" w:color="A6A6A6"/>
+            </w:tcBorders>
+          </w:tcPr>
+          <w:p>
+            <w:pPr>
+              <w:spacing w:before="0" w:after="0" w:line="276" w:lineRule="auto"/>
+              <w:ind w:firstLine="0"/>
+              <w:jc w:val="center"/>
+            </w:pPr>
+            <w:r/>
+            <w:r>
+              <w:rPr>
+                <w:rFonts w:ascii="Times New Roman" w:hAnsi="Times New Roman" w:eastAsia="楷体"/>
+                <w:b w:val="0"/>
+                <w:color w:val="000000"/>
+                <w:sz w:val="18"/>
+              </w:rPr>
+              <w:t>115.10</w:t>
+            </w:r>
+          </w:p>
+        </w:tc>
+        <w:tc>
+          <w:tcPr>
+            <w:tcW w:type="dxa" w:w="1344"/>
+            <w:vAlign w:val="center"/>
+            <w:tcBorders>
+              <w:top w:val="single" w:sz="4" w:color="A6A6A6"/>
+              <w:left w:val="single" w:sz="4" w:color="A6A6A6"/>
+              <w:bottom w:val="single" w:sz="4" w:color="A6A6A6"/>
+              <w:right w:val="single" w:sz="4" w:color="A6A6A6"/>
+            </w:tcBorders>
+          </w:tcPr>
+          <w:p>
+            <w:pPr>
+              <w:spacing w:before="0" w:after="0" w:line="276" w:lineRule="auto"/>
+              <w:ind w:firstLine="0"/>
+              <w:jc w:val="center"/>
+            </w:pPr>
+            <w:r/>
+            <w:r>
+              <w:rPr>
+                <w:rFonts w:ascii="Times New Roman" w:hAnsi="Times New Roman" w:eastAsia="楷体"/>
+                <w:b w:val="0"/>
+                <w:color w:val="000000"/>
+                <w:sz w:val="18"/>
+              </w:rPr>
+              <w:t>621.70</w:t>
+            </w:r>
+          </w:p>
+        </w:tc>
+      </w:tr>
+      <w:tr>
+        <w:tc>
+          <w:tcPr>
+            <w:tcW w:type="dxa" w:w="1344"/>
+            <w:vAlign w:val="center"/>
+            <w:tcBorders>
+              <w:top w:val="single" w:sz="4" w:color="A6A6A6"/>
+              <w:left w:val="single" w:sz="4" w:color="A6A6A6"/>
+              <w:bottom w:val="single" w:sz="4" w:color="A6A6A6"/>
+              <w:right w:val="single" w:sz="4" w:color="A6A6A6"/>
+            </w:tcBorders>
+          </w:tcPr>
+          <w:p>
+            <w:pPr>
+              <w:spacing w:before="0" w:after="0" w:line="276" w:lineRule="auto"/>
+              <w:ind w:firstLine="0"/>
+              <w:jc w:val="left"/>
+            </w:pPr>
+            <w:r/>
+            <w:r>
+              <w:rPr>
+                <w:rFonts w:ascii="Times New Roman" w:hAnsi="Times New Roman" w:eastAsia="楷体"/>
+                <w:b w:val="0"/>
+                <w:color w:val="000000"/>
+                <w:sz w:val="18"/>
+              </w:rPr>
+              <w:t>永州市</w:t>
+            </w:r>
+          </w:p>
+        </w:tc>
+        <w:tc>
+          <w:tcPr>
+            <w:tcW w:type="dxa" w:w="1344"/>
+            <w:vAlign w:val="center"/>
+            <w:tcBorders>
+              <w:top w:val="single" w:sz="4" w:color="A6A6A6"/>
+              <w:left w:val="single" w:sz="4" w:color="A6A6A6"/>
+              <w:bottom w:val="single" w:sz="4" w:color="A6A6A6"/>
+              <w:right w:val="single" w:sz="4" w:color="A6A6A6"/>
+            </w:tcBorders>
+          </w:tcPr>
+          <w:p>
+            <w:pPr>
+              <w:spacing w:before="0" w:after="0" w:line="276" w:lineRule="auto"/>
+              <w:ind w:firstLine="0"/>
+              <w:jc w:val="center"/>
+            </w:pPr>
+            <w:r/>
+            <w:r>
+              <w:rPr>
+                <w:rFonts w:ascii="Times New Roman" w:hAnsi="Times New Roman" w:eastAsia="楷体"/>
+                <w:b w:val="0"/>
+                <w:color w:val="000000"/>
+                <w:sz w:val="18"/>
+              </w:rPr>
+              <w:t>2,829.58</w:t>
+            </w:r>
+          </w:p>
+        </w:tc>
+        <w:tc>
+          <w:tcPr>
+            <w:tcW w:type="dxa" w:w="1344"/>
+            <w:vAlign w:val="center"/>
+            <w:tcBorders>
+              <w:top w:val="single" w:sz="4" w:color="A6A6A6"/>
+              <w:left w:val="single" w:sz="4" w:color="A6A6A6"/>
+              <w:bottom w:val="single" w:sz="4" w:color="A6A6A6"/>
+              <w:right w:val="single" w:sz="4" w:color="A6A6A6"/>
+            </w:tcBorders>
+          </w:tcPr>
+          <w:p>
+            <w:pPr>
+              <w:spacing w:before="0" w:after="0" w:line="276" w:lineRule="auto"/>
+              <w:ind w:firstLine="0"/>
+              <w:jc w:val="center"/>
+            </w:pPr>
+            <w:r/>
+            <w:r>
+              <w:rPr>
+                <w:rFonts w:ascii="Times New Roman" w:hAnsi="Times New Roman" w:eastAsia="楷体"/>
+                <w:b w:val="0"/>
+                <w:color w:val="000000"/>
+                <w:sz w:val="18"/>
+              </w:rPr>
+              <w:t>5.68</w:t>
+            </w:r>
+          </w:p>
+        </w:tc>
+        <w:tc>
+          <w:tcPr>
+            <w:tcW w:type="dxa" w:w="1344"/>
+            <w:vAlign w:val="center"/>
+            <w:tcBorders>
+              <w:top w:val="single" w:sz="4" w:color="A6A6A6"/>
+              <w:left w:val="single" w:sz="4" w:color="A6A6A6"/>
+              <w:bottom w:val="single" w:sz="4" w:color="A6A6A6"/>
+              <w:right w:val="single" w:sz="4" w:color="A6A6A6"/>
+            </w:tcBorders>
+          </w:tcPr>
+          <w:p>
+            <w:pPr>
+              <w:spacing w:before="0" w:after="0" w:line="276" w:lineRule="auto"/>
+              <w:ind w:firstLine="0"/>
+              <w:jc w:val="center"/>
+            </w:pPr>
+            <w:r/>
+            <w:r>
+              <w:rPr>
+                <w:rFonts w:ascii="Times New Roman" w:hAnsi="Times New Roman" w:eastAsia="楷体"/>
+                <w:b w:val="0"/>
+                <w:color w:val="000000"/>
+                <w:sz w:val="18"/>
+              </w:rPr>
+              <w:t>5.60%</w:t>
+            </w:r>
+          </w:p>
+        </w:tc>
+        <w:tc>
+          <w:tcPr>
+            <w:tcW w:type="dxa" w:w="1344"/>
+            <w:vAlign w:val="center"/>
+            <w:tcBorders>
+              <w:top w:val="single" w:sz="4" w:color="A6A6A6"/>
+              <w:left w:val="single" w:sz="4" w:color="A6A6A6"/>
+              <w:bottom w:val="single" w:sz="4" w:color="A6A6A6"/>
+              <w:right w:val="single" w:sz="4" w:color="A6A6A6"/>
+            </w:tcBorders>
+          </w:tcPr>
+          <w:p>
+            <w:pPr>
+              <w:spacing w:before="0" w:after="0" w:line="276" w:lineRule="auto"/>
+              <w:ind w:firstLine="0"/>
+              <w:jc w:val="center"/>
+            </w:pPr>
+            <w:r/>
+            <w:r>
+              <w:rPr>
+                <w:rFonts w:ascii="Times New Roman" w:hAnsi="Times New Roman" w:eastAsia="楷体"/>
+                <w:b w:val="0"/>
+                <w:color w:val="000000"/>
+                <w:sz w:val="18"/>
+              </w:rPr>
+              <w:t>16.8:32.3:50.9</w:t>
+            </w:r>
+          </w:p>
+        </w:tc>
+        <w:tc>
+          <w:tcPr>
+            <w:tcW w:type="dxa" w:w="1344"/>
+            <w:vAlign w:val="center"/>
+            <w:tcBorders>
+              <w:top w:val="single" w:sz="4" w:color="A6A6A6"/>
+              <w:left w:val="single" w:sz="4" w:color="A6A6A6"/>
+              <w:bottom w:val="single" w:sz="4" w:color="A6A6A6"/>
+              <w:right w:val="single" w:sz="4" w:color="A6A6A6"/>
+            </w:tcBorders>
+          </w:tcPr>
+          <w:p>
+            <w:pPr>
+              <w:spacing w:before="0" w:after="0" w:line="276" w:lineRule="auto"/>
+              <w:ind w:firstLine="0"/>
+              <w:jc w:val="center"/>
+            </w:pPr>
+            <w:r/>
+            <w:r>
+              <w:rPr>
+                <w:rFonts w:ascii="Times New Roman" w:hAnsi="Times New Roman" w:eastAsia="楷体"/>
+                <w:b w:val="0"/>
+                <w:color w:val="000000"/>
+                <w:sz w:val="18"/>
+              </w:rPr>
+              <w:t>153.00</w:t>
+            </w:r>
+          </w:p>
+        </w:tc>
+        <w:tc>
+          <w:tcPr>
+            <w:tcW w:type="dxa" w:w="1344"/>
+            <w:vAlign w:val="center"/>
+            <w:tcBorders>
+              <w:top w:val="single" w:sz="4" w:color="A6A6A6"/>
+              <w:left w:val="single" w:sz="4" w:color="A6A6A6"/>
+              <w:bottom w:val="single" w:sz="4" w:color="A6A6A6"/>
+              <w:right w:val="single" w:sz="4" w:color="A6A6A6"/>
+            </w:tcBorders>
+          </w:tcPr>
+          <w:p>
+            <w:pPr>
+              <w:spacing w:before="0" w:after="0" w:line="276" w:lineRule="auto"/>
+              <w:ind w:firstLine="0"/>
+              <w:jc w:val="center"/>
+            </w:pPr>
+            <w:r/>
+            <w:r>
+              <w:rPr>
+                <w:rFonts w:ascii="Times New Roman" w:hAnsi="Times New Roman" w:eastAsia="楷体"/>
+                <w:b w:val="0"/>
+                <w:color w:val="000000"/>
+                <w:sz w:val="18"/>
+              </w:rPr>
+              <w:t>494.86</w:t>
+            </w:r>
+          </w:p>
+        </w:tc>
+      </w:tr>
+      <w:tr>
+        <w:tc>
+          <w:tcPr>
+            <w:tcW w:type="dxa" w:w="1344"/>
+            <w:vAlign w:val="center"/>
+            <w:tcBorders>
+              <w:top w:val="single" w:sz="4" w:color="A6A6A6"/>
+              <w:left w:val="single" w:sz="4" w:color="A6A6A6"/>
+              <w:bottom w:val="single" w:sz="4" w:color="A6A6A6"/>
+              <w:right w:val="single" w:sz="4" w:color="A6A6A6"/>
+            </w:tcBorders>
+          </w:tcPr>
+          <w:p>
+            <w:pPr>
+              <w:spacing w:before="0" w:after="0" w:line="276" w:lineRule="auto"/>
+              <w:ind w:firstLine="0"/>
+              <w:jc w:val="left"/>
+            </w:pPr>
+            <w:r/>
+            <w:r>
+              <w:rPr>
+                <w:rFonts w:ascii="Times New Roman" w:hAnsi="Times New Roman" w:eastAsia="楷体"/>
+                <w:b w:val="0"/>
+                <w:color w:val="000000"/>
+                <w:sz w:val="18"/>
+              </w:rPr>
+              <w:t>益阳市</w:t>
+            </w:r>
+          </w:p>
+        </w:tc>
+        <w:tc>
+          <w:tcPr>
+            <w:tcW w:type="dxa" w:w="1344"/>
+            <w:vAlign w:val="center"/>
+            <w:tcBorders>
+              <w:top w:val="single" w:sz="4" w:color="A6A6A6"/>
+              <w:left w:val="single" w:sz="4" w:color="A6A6A6"/>
+              <w:bottom w:val="single" w:sz="4" w:color="A6A6A6"/>
+              <w:right w:val="single" w:sz="4" w:color="A6A6A6"/>
+            </w:tcBorders>
+          </w:tcPr>
+          <w:p>
+            <w:pPr>
+              <w:spacing w:before="0" w:after="0" w:line="276" w:lineRule="auto"/>
+              <w:ind w:firstLine="0"/>
+              <w:jc w:val="center"/>
+            </w:pPr>
+            <w:r/>
+            <w:r>
+              <w:rPr>
+                <w:rFonts w:ascii="Times New Roman" w:hAnsi="Times New Roman" w:eastAsia="楷体"/>
+                <w:b w:val="0"/>
+                <w:color w:val="000000"/>
+                <w:sz w:val="18"/>
+              </w:rPr>
+              <w:t>2,381.46</w:t>
+            </w:r>
+          </w:p>
+        </w:tc>
+        <w:tc>
+          <w:tcPr>
+            <w:tcW w:type="dxa" w:w="1344"/>
+            <w:vAlign w:val="center"/>
+            <w:tcBorders>
+              <w:top w:val="single" w:sz="4" w:color="A6A6A6"/>
+              <w:left w:val="single" w:sz="4" w:color="A6A6A6"/>
+              <w:bottom w:val="single" w:sz="4" w:color="A6A6A6"/>
+              <w:right w:val="single" w:sz="4" w:color="A6A6A6"/>
+            </w:tcBorders>
+          </w:tcPr>
+          <w:p>
+            <w:pPr>
+              <w:spacing w:before="0" w:after="0" w:line="276" w:lineRule="auto"/>
+              <w:ind w:firstLine="0"/>
+              <w:jc w:val="center"/>
+            </w:pPr>
+            <w:r/>
+            <w:r>
+              <w:rPr>
+                <w:rFonts w:ascii="Times New Roman" w:hAnsi="Times New Roman" w:eastAsia="楷体"/>
+                <w:b w:val="0"/>
+                <w:color w:val="000000"/>
+                <w:sz w:val="18"/>
+              </w:rPr>
+              <w:t>6.41</w:t>
+            </w:r>
+          </w:p>
+        </w:tc>
+        <w:tc>
+          <w:tcPr>
+            <w:tcW w:type="dxa" w:w="1344"/>
+            <w:vAlign w:val="center"/>
+            <w:tcBorders>
+              <w:top w:val="single" w:sz="4" w:color="A6A6A6"/>
+              <w:left w:val="single" w:sz="4" w:color="A6A6A6"/>
+              <w:bottom w:val="single" w:sz="4" w:color="A6A6A6"/>
+              <w:right w:val="single" w:sz="4" w:color="A6A6A6"/>
+            </w:tcBorders>
+          </w:tcPr>
+          <w:p>
+            <w:pPr>
+              <w:spacing w:before="0" w:after="0" w:line="276" w:lineRule="auto"/>
+              <w:ind w:firstLine="0"/>
+              <w:jc w:val="center"/>
+            </w:pPr>
+            <w:r/>
+            <w:r>
+              <w:rPr>
+                <w:rFonts w:ascii="Times New Roman" w:hAnsi="Times New Roman" w:eastAsia="楷体"/>
+                <w:b w:val="0"/>
+                <w:color w:val="000000"/>
+                <w:sz w:val="18"/>
+              </w:rPr>
+              <w:t>5.50%</w:t>
+            </w:r>
+          </w:p>
+        </w:tc>
+        <w:tc>
+          <w:tcPr>
+            <w:tcW w:type="dxa" w:w="1344"/>
+            <w:vAlign w:val="center"/>
+            <w:tcBorders>
+              <w:top w:val="single" w:sz="4" w:color="A6A6A6"/>
+              <w:left w:val="single" w:sz="4" w:color="A6A6A6"/>
+              <w:bottom w:val="single" w:sz="4" w:color="A6A6A6"/>
+              <w:right w:val="single" w:sz="4" w:color="A6A6A6"/>
+            </w:tcBorders>
+          </w:tcPr>
+          <w:p>
+            <w:pPr>
+              <w:spacing w:before="0" w:after="0" w:line="276" w:lineRule="auto"/>
+              <w:ind w:firstLine="0"/>
+              <w:jc w:val="center"/>
+            </w:pPr>
+            <w:r/>
+            <w:r>
+              <w:rPr>
+                <w:rFonts w:ascii="Times New Roman" w:hAnsi="Times New Roman" w:eastAsia="楷体"/>
+                <w:b w:val="0"/>
+                <w:color w:val="000000"/>
+                <w:sz w:val="18"/>
+              </w:rPr>
+              <w:t>16:43.1:40.9</w:t>
+            </w:r>
+          </w:p>
+        </w:tc>
+        <w:tc>
+          <w:tcPr>
+            <w:tcW w:type="dxa" w:w="1344"/>
+            <w:vAlign w:val="center"/>
+            <w:tcBorders>
+              <w:top w:val="single" w:sz="4" w:color="A6A6A6"/>
+              <w:left w:val="single" w:sz="4" w:color="A6A6A6"/>
+              <w:bottom w:val="single" w:sz="4" w:color="A6A6A6"/>
+              <w:right w:val="single" w:sz="4" w:color="A6A6A6"/>
+            </w:tcBorders>
+          </w:tcPr>
+          <w:p>
+            <w:pPr>
+              <w:spacing w:before="0" w:after="0" w:line="276" w:lineRule="auto"/>
+              <w:ind w:firstLine="0"/>
+              <w:jc w:val="center"/>
+            </w:pPr>
+            <w:r/>
+            <w:r>
+              <w:rPr>
+                <w:rFonts w:ascii="Times New Roman" w:hAnsi="Times New Roman" w:eastAsia="楷体"/>
+                <w:b w:val="0"/>
+                <w:color w:val="000000"/>
+                <w:sz w:val="18"/>
+              </w:rPr>
+              <w:t>113.59</w:t>
+            </w:r>
+          </w:p>
+        </w:tc>
+        <w:tc>
+          <w:tcPr>
+            <w:tcW w:type="dxa" w:w="1344"/>
+            <w:vAlign w:val="center"/>
+            <w:tcBorders>
+              <w:top w:val="single" w:sz="4" w:color="A6A6A6"/>
+              <w:left w:val="single" w:sz="4" w:color="A6A6A6"/>
+              <w:bottom w:val="single" w:sz="4" w:color="A6A6A6"/>
+              <w:right w:val="single" w:sz="4" w:color="A6A6A6"/>
+            </w:tcBorders>
+          </w:tcPr>
+          <w:p>
+            <w:pPr>
+              <w:spacing w:before="0" w:after="0" w:line="276" w:lineRule="auto"/>
+              <w:ind w:firstLine="0"/>
+              <w:jc w:val="center"/>
+            </w:pPr>
+            <w:r/>
+            <w:r>
+              <w:rPr>
+                <w:rFonts w:ascii="Times New Roman" w:hAnsi="Times New Roman" w:eastAsia="楷体"/>
+                <w:b w:val="0"/>
+                <w:color w:val="000000"/>
+                <w:sz w:val="18"/>
+              </w:rPr>
+              <w:t>369.19</w:t>
+            </w:r>
+          </w:p>
+        </w:tc>
+      </w:tr>
+      <w:tr>
+        <w:tc>
+          <w:tcPr>
+            <w:tcW w:type="dxa" w:w="1344"/>
+            <w:vAlign w:val="center"/>
+            <w:tcBorders>
+              <w:top w:val="single" w:sz="4" w:color="A6A6A6"/>
+              <w:left w:val="single" w:sz="4" w:color="A6A6A6"/>
+              <w:bottom w:val="single" w:sz="4" w:color="A6A6A6"/>
+              <w:right w:val="single" w:sz="4" w:color="A6A6A6"/>
+            </w:tcBorders>
+          </w:tcPr>
+          <w:p>
+            <w:pPr>
+              <w:spacing w:before="0" w:after="0" w:line="276" w:lineRule="auto"/>
+              <w:ind w:firstLine="0"/>
+              <w:jc w:val="left"/>
+            </w:pPr>
+            <w:r/>
+            <w:r>
+              <w:rPr>
+                <w:rFonts w:ascii="Times New Roman" w:hAnsi="Times New Roman" w:eastAsia="楷体"/>
+                <w:b w:val="0"/>
+                <w:color w:val="000000"/>
+                <w:sz w:val="18"/>
+              </w:rPr>
+              <w:t>娄底市</w:t>
+            </w:r>
+          </w:p>
+        </w:tc>
+        <w:tc>
+          <w:tcPr>
+            <w:tcW w:type="dxa" w:w="1344"/>
+            <w:vAlign w:val="center"/>
+            <w:tcBorders>
+              <w:top w:val="single" w:sz="4" w:color="A6A6A6"/>
+              <w:left w:val="single" w:sz="4" w:color="A6A6A6"/>
+              <w:bottom w:val="single" w:sz="4" w:color="A6A6A6"/>
+              <w:right w:val="single" w:sz="4" w:color="A6A6A6"/>
+            </w:tcBorders>
+          </w:tcPr>
+          <w:p>
+            <w:pPr>
+              <w:spacing w:before="0" w:after="0" w:line="276" w:lineRule="auto"/>
+              <w:ind w:firstLine="0"/>
+              <w:jc w:val="center"/>
+            </w:pPr>
+            <w:r/>
+            <w:r>
+              <w:rPr>
+                <w:rFonts w:ascii="Times New Roman" w:hAnsi="Times New Roman" w:eastAsia="楷体"/>
+                <w:b w:val="0"/>
+                <w:color w:val="000000"/>
+                <w:sz w:val="18"/>
+              </w:rPr>
+              <w:t>2,237.30</w:t>
+            </w:r>
+          </w:p>
+        </w:tc>
+        <w:tc>
+          <w:tcPr>
+            <w:tcW w:type="dxa" w:w="1344"/>
+            <w:vAlign w:val="center"/>
+            <w:tcBorders>
+              <w:top w:val="single" w:sz="4" w:color="A6A6A6"/>
+              <w:left w:val="single" w:sz="4" w:color="A6A6A6"/>
+              <w:bottom w:val="single" w:sz="4" w:color="A6A6A6"/>
+              <w:right w:val="single" w:sz="4" w:color="A6A6A6"/>
+            </w:tcBorders>
+          </w:tcPr>
+          <w:p>
+            <w:pPr>
+              <w:spacing w:before="0" w:after="0" w:line="276" w:lineRule="auto"/>
+              <w:ind w:firstLine="0"/>
+              <w:jc w:val="center"/>
+            </w:pPr>
+            <w:r/>
+            <w:r>
+              <w:rPr>
+                <w:rFonts w:ascii="Times New Roman" w:hAnsi="Times New Roman" w:eastAsia="楷体"/>
+                <w:b w:val="0"/>
+                <w:color w:val="000000"/>
+                <w:sz w:val="18"/>
+              </w:rPr>
+              <w:t>6.04</w:t>
+            </w:r>
+          </w:p>
+        </w:tc>
+        <w:tc>
+          <w:tcPr>
+            <w:tcW w:type="dxa" w:w="1344"/>
+            <w:vAlign w:val="center"/>
+            <w:tcBorders>
+              <w:top w:val="single" w:sz="4" w:color="A6A6A6"/>
+              <w:left w:val="single" w:sz="4" w:color="A6A6A6"/>
+              <w:bottom w:val="single" w:sz="4" w:color="A6A6A6"/>
+              <w:right w:val="single" w:sz="4" w:color="A6A6A6"/>
+            </w:tcBorders>
+          </w:tcPr>
+          <w:p>
+            <w:pPr>
+              <w:spacing w:before="0" w:after="0" w:line="276" w:lineRule="auto"/>
+              <w:ind w:firstLine="0"/>
+              <w:jc w:val="center"/>
+            </w:pPr>
+            <w:r/>
+            <w:r>
+              <w:rPr>
+                <w:rFonts w:ascii="Times New Roman" w:hAnsi="Times New Roman" w:eastAsia="楷体"/>
+                <w:b w:val="0"/>
+                <w:color w:val="000000"/>
+                <w:sz w:val="18"/>
+              </w:rPr>
+              <w:t>5.70%</w:t>
+            </w:r>
+          </w:p>
+        </w:tc>
+        <w:tc>
+          <w:tcPr>
+            <w:tcW w:type="dxa" w:w="1344"/>
+            <w:vAlign w:val="center"/>
+            <w:tcBorders>
+              <w:top w:val="single" w:sz="4" w:color="A6A6A6"/>
+              <w:left w:val="single" w:sz="4" w:color="A6A6A6"/>
+              <w:bottom w:val="single" w:sz="4" w:color="A6A6A6"/>
+              <w:right w:val="single" w:sz="4" w:color="A6A6A6"/>
+            </w:tcBorders>
+          </w:tcPr>
+          <w:p>
+            <w:pPr>
+              <w:spacing w:before="0" w:after="0" w:line="276" w:lineRule="auto"/>
+              <w:ind w:firstLine="0"/>
+              <w:jc w:val="center"/>
+            </w:pPr>
+            <w:r/>
+            <w:r>
+              <w:rPr>
+                <w:rFonts w:ascii="Times New Roman" w:hAnsi="Times New Roman" w:eastAsia="楷体"/>
+                <w:b w:val="0"/>
+                <w:color w:val="000000"/>
+                <w:sz w:val="18"/>
+              </w:rPr>
+              <w:t>10.9:37.6:51.5</w:t>
+            </w:r>
+          </w:p>
+        </w:tc>
+        <w:tc>
+          <w:tcPr>
+            <w:tcW w:type="dxa" w:w="1344"/>
+            <w:vAlign w:val="center"/>
+            <w:tcBorders>
+              <w:top w:val="single" w:sz="4" w:color="A6A6A6"/>
+              <w:left w:val="single" w:sz="4" w:color="A6A6A6"/>
+              <w:bottom w:val="single" w:sz="4" w:color="A6A6A6"/>
+              <w:right w:val="single" w:sz="4" w:color="A6A6A6"/>
+            </w:tcBorders>
+          </w:tcPr>
+          <w:p>
+            <w:pPr>
+              <w:spacing w:before="0" w:after="0" w:line="276" w:lineRule="auto"/>
+              <w:ind w:firstLine="0"/>
+              <w:jc w:val="center"/>
+            </w:pPr>
+            <w:r/>
+            <w:r>
+              <w:rPr>
+                <w:rFonts w:ascii="Times New Roman" w:hAnsi="Times New Roman" w:eastAsia="楷体"/>
+                <w:b w:val="0"/>
+                <w:color w:val="000000"/>
+                <w:sz w:val="18"/>
+              </w:rPr>
+              <w:t>93.52</w:t>
+            </w:r>
+          </w:p>
+        </w:tc>
+        <w:tc>
+          <w:tcPr>
+            <w:tcW w:type="dxa" w:w="1344"/>
+            <w:vAlign w:val="center"/>
+            <w:tcBorders>
+              <w:top w:val="single" w:sz="4" w:color="A6A6A6"/>
+              <w:left w:val="single" w:sz="4" w:color="A6A6A6"/>
+              <w:bottom w:val="single" w:sz="4" w:color="A6A6A6"/>
+              <w:right w:val="single" w:sz="4" w:color="A6A6A6"/>
+            </w:tcBorders>
+          </w:tcPr>
+          <w:p>
+            <w:pPr>
+              <w:spacing w:before="0" w:after="0" w:line="276" w:lineRule="auto"/>
+              <w:ind w:firstLine="0"/>
+              <w:jc w:val="center"/>
+            </w:pPr>
+            <w:r/>
+            <w:r>
+              <w:rPr>
+                <w:rFonts w:ascii="Times New Roman" w:hAnsi="Times New Roman" w:eastAsia="楷体"/>
+                <w:b w:val="0"/>
+                <w:color w:val="000000"/>
+                <w:sz w:val="18"/>
+              </w:rPr>
+              <w:t>368.28</w:t>
+            </w:r>
+          </w:p>
+        </w:tc>
+      </w:tr>
+      <w:tr>
+        <w:tc>
+          <w:tcPr>
+            <w:tcW w:type="dxa" w:w="1344"/>
+            <w:vAlign w:val="center"/>
+            <w:tcBorders>
+              <w:top w:val="single" w:sz="4" w:color="A6A6A6"/>
+              <w:left w:val="single" w:sz="4" w:color="A6A6A6"/>
+              <w:bottom w:val="single" w:sz="4" w:color="A6A6A6"/>
+              <w:right w:val="single" w:sz="4" w:color="A6A6A6"/>
+            </w:tcBorders>
+          </w:tcPr>
+          <w:p>
+            <w:pPr>
+              <w:spacing w:before="0" w:after="0" w:line="276" w:lineRule="auto"/>
+              <w:ind w:firstLine="0"/>
+              <w:jc w:val="left"/>
+            </w:pPr>
+            <w:r/>
+            <w:r>
+              <w:rPr>
+                <w:rFonts w:ascii="Times New Roman" w:hAnsi="Times New Roman" w:eastAsia="楷体"/>
+                <w:b w:val="0"/>
+                <w:color w:val="000000"/>
+                <w:sz w:val="18"/>
+              </w:rPr>
+              <w:t>怀化市</w:t>
+            </w:r>
+          </w:p>
+        </w:tc>
+        <w:tc>
+          <w:tcPr>
+            <w:tcW w:type="dxa" w:w="1344"/>
+            <w:vAlign w:val="center"/>
+            <w:tcBorders>
+              <w:top w:val="single" w:sz="4" w:color="A6A6A6"/>
+              <w:left w:val="single" w:sz="4" w:color="A6A6A6"/>
+              <w:bottom w:val="single" w:sz="4" w:color="A6A6A6"/>
+              <w:right w:val="single" w:sz="4" w:color="A6A6A6"/>
+            </w:tcBorders>
+          </w:tcPr>
+          <w:p>
+            <w:pPr>
+              <w:spacing w:before="0" w:after="0" w:line="276" w:lineRule="auto"/>
+              <w:ind w:firstLine="0"/>
+              <w:jc w:val="center"/>
+            </w:pPr>
+            <w:r/>
+            <w:r>
+              <w:rPr>
+                <w:rFonts w:ascii="Times New Roman" w:hAnsi="Times New Roman" w:eastAsia="楷体"/>
+                <w:b w:val="0"/>
+                <w:color w:val="000000"/>
+                <w:sz w:val="18"/>
+              </w:rPr>
+              <w:t>2,191.55</w:t>
+            </w:r>
+          </w:p>
+        </w:tc>
+        <w:tc>
+          <w:tcPr>
+            <w:tcW w:type="dxa" w:w="1344"/>
+            <w:vAlign w:val="center"/>
+            <w:tcBorders>
+              <w:top w:val="single" w:sz="4" w:color="A6A6A6"/>
+              <w:left w:val="single" w:sz="4" w:color="A6A6A6"/>
+              <w:bottom w:val="single" w:sz="4" w:color="A6A6A6"/>
+              <w:right w:val="single" w:sz="4" w:color="A6A6A6"/>
+            </w:tcBorders>
+          </w:tcPr>
+          <w:p>
+            <w:pPr>
+              <w:spacing w:before="0" w:after="0" w:line="276" w:lineRule="auto"/>
+              <w:ind w:firstLine="0"/>
+              <w:jc w:val="center"/>
+            </w:pPr>
+            <w:r/>
+            <w:r>
+              <w:rPr>
+                <w:rFonts w:ascii="Times New Roman" w:hAnsi="Times New Roman" w:eastAsia="楷体"/>
+                <w:b w:val="0"/>
+                <w:color w:val="000000"/>
+                <w:sz w:val="18"/>
+              </w:rPr>
+              <w:t>4.98</w:t>
+            </w:r>
+          </w:p>
+        </w:tc>
+        <w:tc>
+          <w:tcPr>
+            <w:tcW w:type="dxa" w:w="1344"/>
+            <w:vAlign w:val="center"/>
+            <w:tcBorders>
+              <w:top w:val="single" w:sz="4" w:color="A6A6A6"/>
+              <w:left w:val="single" w:sz="4" w:color="A6A6A6"/>
+              <w:bottom w:val="single" w:sz="4" w:color="A6A6A6"/>
+              <w:right w:val="single" w:sz="4" w:color="A6A6A6"/>
+            </w:tcBorders>
+          </w:tcPr>
+          <w:p>
+            <w:pPr>
+              <w:spacing w:before="0" w:after="0" w:line="276" w:lineRule="auto"/>
+              <w:ind w:firstLine="0"/>
+              <w:jc w:val="center"/>
+            </w:pPr>
+            <w:r/>
+            <w:r>
+              <w:rPr>
+                <w:rFonts w:ascii="Times New Roman" w:hAnsi="Times New Roman" w:eastAsia="楷体"/>
+                <w:b w:val="0"/>
+                <w:color w:val="000000"/>
+                <w:sz w:val="18"/>
+              </w:rPr>
+              <w:t>5.70%</w:t>
+            </w:r>
+          </w:p>
+        </w:tc>
+        <w:tc>
+          <w:tcPr>
+            <w:tcW w:type="dxa" w:w="1344"/>
+            <w:vAlign w:val="center"/>
+            <w:tcBorders>
+              <w:top w:val="single" w:sz="4" w:color="A6A6A6"/>
+              <w:left w:val="single" w:sz="4" w:color="A6A6A6"/>
+              <w:bottom w:val="single" w:sz="4" w:color="A6A6A6"/>
+              <w:right w:val="single" w:sz="4" w:color="A6A6A6"/>
+            </w:tcBorders>
+          </w:tcPr>
+          <w:p>
+            <w:pPr>
+              <w:spacing w:before="0" w:after="0" w:line="276" w:lineRule="auto"/>
+              <w:ind w:firstLine="0"/>
+              <w:jc w:val="center"/>
+            </w:pPr>
+            <w:r/>
+            <w:r>
+              <w:rPr>
+                <w:rFonts w:ascii="Times New Roman" w:hAnsi="Times New Roman" w:eastAsia="楷体"/>
+                <w:b w:val="0"/>
+                <w:color w:val="000000"/>
+                <w:sz w:val="18"/>
+              </w:rPr>
+              <w:t>13.8:31.5:54.7</w:t>
+            </w:r>
+          </w:p>
+        </w:tc>
+        <w:tc>
+          <w:tcPr>
+            <w:tcW w:type="dxa" w:w="1344"/>
+            <w:vAlign w:val="center"/>
+            <w:tcBorders>
+              <w:top w:val="single" w:sz="4" w:color="A6A6A6"/>
+              <w:left w:val="single" w:sz="4" w:color="A6A6A6"/>
+              <w:bottom w:val="single" w:sz="4" w:color="A6A6A6"/>
+              <w:right w:val="single" w:sz="4" w:color="A6A6A6"/>
+            </w:tcBorders>
+          </w:tcPr>
+          <w:p>
+            <w:pPr>
+              <w:spacing w:before="0" w:after="0" w:line="276" w:lineRule="auto"/>
+              <w:ind w:firstLine="0"/>
+              <w:jc w:val="center"/>
+            </w:pPr>
+            <w:r/>
+            <w:r>
+              <w:rPr>
+                <w:rFonts w:ascii="Times New Roman" w:hAnsi="Times New Roman" w:eastAsia="楷体"/>
+                <w:b w:val="0"/>
+                <w:color w:val="000000"/>
+                <w:sz w:val="18"/>
+              </w:rPr>
+              <w:t>125.26</w:t>
+            </w:r>
+          </w:p>
+        </w:tc>
+        <w:tc>
+          <w:tcPr>
+            <w:tcW w:type="dxa" w:w="1344"/>
+            <w:vAlign w:val="center"/>
+            <w:tcBorders>
+              <w:top w:val="single" w:sz="4" w:color="A6A6A6"/>
+              <w:left w:val="single" w:sz="4" w:color="A6A6A6"/>
+              <w:bottom w:val="single" w:sz="4" w:color="A6A6A6"/>
+              <w:right w:val="single" w:sz="4" w:color="A6A6A6"/>
+            </w:tcBorders>
+          </w:tcPr>
+          <w:p>
+            <w:pPr>
+              <w:spacing w:before="0" w:after="0" w:line="276" w:lineRule="auto"/>
+              <w:ind w:firstLine="0"/>
+              <w:jc w:val="center"/>
+            </w:pPr>
+            <w:r/>
+            <w:r>
+              <w:rPr>
+                <w:rFonts w:ascii="Times New Roman" w:hAnsi="Times New Roman" w:eastAsia="楷体"/>
+                <w:b w:val="0"/>
+                <w:color w:val="000000"/>
+                <w:sz w:val="18"/>
+              </w:rPr>
+              <w:t>438.39</w:t>
+            </w:r>
+          </w:p>
+        </w:tc>
+      </w:tr>
+      <w:tr>
+        <w:tc>
+          <w:tcPr>
+            <w:tcW w:type="dxa" w:w="1344"/>
+            <w:vAlign w:val="center"/>
+            <w:tcBorders>
+              <w:top w:val="single" w:sz="4" w:color="A6A6A6"/>
+              <w:left w:val="single" w:sz="4" w:color="A6A6A6"/>
+              <w:bottom w:val="single" w:sz="4" w:color="A6A6A6"/>
+              <w:right w:val="single" w:sz="4" w:color="A6A6A6"/>
+            </w:tcBorders>
+          </w:tcPr>
+          <w:p>
+            <w:pPr>
+              <w:spacing w:before="0" w:after="0" w:line="276" w:lineRule="auto"/>
+              <w:ind w:firstLine="0"/>
+              <w:jc w:val="left"/>
+            </w:pPr>
+            <w:r/>
+            <w:r>
+              <w:rPr>
+                <w:rFonts w:ascii="Times New Roman" w:hAnsi="Times New Roman" w:eastAsia="楷体"/>
+                <w:b w:val="0"/>
+                <w:color w:val="000000"/>
+                <w:sz w:val="18"/>
+              </w:rPr>
+              <w:t>湘西土家族苗族自治州</w:t>
+            </w:r>
+          </w:p>
+        </w:tc>
+        <w:tc>
+          <w:tcPr>
+            <w:tcW w:type="dxa" w:w="1344"/>
+            <w:vAlign w:val="center"/>
+            <w:tcBorders>
+              <w:top w:val="single" w:sz="4" w:color="A6A6A6"/>
+              <w:left w:val="single" w:sz="4" w:color="A6A6A6"/>
+              <w:bottom w:val="single" w:sz="4" w:color="A6A6A6"/>
+              <w:right w:val="single" w:sz="4" w:color="A6A6A6"/>
+            </w:tcBorders>
+          </w:tcPr>
+          <w:p>
+            <w:pPr>
+              <w:spacing w:before="0" w:after="0" w:line="276" w:lineRule="auto"/>
+              <w:ind w:firstLine="0"/>
+              <w:jc w:val="center"/>
+            </w:pPr>
+            <w:r/>
+            <w:r>
+              <w:rPr>
+                <w:rFonts w:ascii="Times New Roman" w:hAnsi="Times New Roman" w:eastAsia="楷体"/>
+                <w:b w:val="0"/>
+                <w:color w:val="000000"/>
+                <w:sz w:val="18"/>
+              </w:rPr>
+              <w:t>889.50</w:t>
+            </w:r>
+          </w:p>
+        </w:tc>
+        <w:tc>
+          <w:tcPr>
+            <w:tcW w:type="dxa" w:w="1344"/>
+            <w:vAlign w:val="center"/>
+            <w:tcBorders>
+              <w:top w:val="single" w:sz="4" w:color="A6A6A6"/>
+              <w:left w:val="single" w:sz="4" w:color="A6A6A6"/>
+              <w:bottom w:val="single" w:sz="4" w:color="A6A6A6"/>
+              <w:right w:val="single" w:sz="4" w:color="A6A6A6"/>
+            </w:tcBorders>
+          </w:tcPr>
+          <w:p>
+            <w:pPr>
+              <w:spacing w:before="0" w:after="0" w:line="276" w:lineRule="auto"/>
+              <w:ind w:firstLine="0"/>
+              <w:jc w:val="center"/>
+            </w:pPr>
+            <w:r/>
+            <w:r>
+              <w:rPr>
+                <w:rFonts w:ascii="Times New Roman" w:hAnsi="Times New Roman" w:eastAsia="楷体"/>
+                <w:b w:val="0"/>
+                <w:color w:val="000000"/>
+                <w:sz w:val="18"/>
+              </w:rPr>
+              <w:t>3.74</w:t>
             </w:r>
           </w:p>
         </w:tc>
@@ -1093,7 +2938,7 @@
                 <w:color w:val="000000"/>
                 <w:sz w:val="18"/>
               </w:rPr>
-              <w:t xml:space="preserve"> </w:t>
+              <w:t>14.7:20.6:64.7</w:t>
             </w:r>
           </w:p>
         </w:tc>
@@ -1122,7 +2967,7 @@
                 <w:color w:val="000000"/>
                 <w:sz w:val="18"/>
               </w:rPr>
-              <w:t>—</w:t>
+              <w:t>79.89</w:t>
             </w:r>
           </w:p>
         </w:tc>
@@ -1151,7 +2996,7 @@
                 <w:color w:val="000000"/>
                 <w:sz w:val="18"/>
               </w:rPr>
-              <w:t>—</w:t>
+              <w:t>236.06</w:t>
             </w:r>
           </w:p>
         </w:tc>
@@ -1182,7 +3027,7 @@
                 <w:color w:val="000000"/>
                 <w:sz w:val="18"/>
               </w:rPr>
-              <w:t>白城市</w:t>
+              <w:t>张家界市</w:t>
             </w:r>
           </w:p>
         </w:tc>
@@ -1211,7 +3056,7 @@
                 <w:color w:val="000000"/>
                 <w:sz w:val="18"/>
               </w:rPr>
-              <w:t>626.52</w:t>
+              <w:t>667.83</w:t>
             </w:r>
           </w:p>
         </w:tc>
@@ -1240,7 +3085,7 @@
                 <w:color w:val="000000"/>
                 <w:sz w:val="18"/>
               </w:rPr>
-              <w:t>—</w:t>
+              <w:t>4.53</w:t>
             </w:r>
           </w:p>
         </w:tc>
@@ -1269,7 +3114,7 @@
                 <w:color w:val="000000"/>
                 <w:sz w:val="18"/>
               </w:rPr>
-              <w:t>4.40%</w:t>
+              <w:t>3.00%</w:t>
             </w:r>
           </w:p>
         </w:tc>
@@ -1298,7 +3143,7 @@
                 <w:color w:val="000000"/>
                 <w:sz w:val="18"/>
               </w:rPr>
-              <w:t xml:space="preserve"> </w:t>
+              <w:t>14.2:11.8:74</w:t>
             </w:r>
           </w:p>
         </w:tc>
@@ -1327,7 +3172,7 @@
                 <w:color w:val="000000"/>
                 <w:sz w:val="18"/>
               </w:rPr>
-              <w:t>44.36</w:t>
+              <w:t>38.61</w:t>
             </w:r>
           </w:p>
         </w:tc>
@@ -1356,827 +3201,7 @@
                 <w:color w:val="000000"/>
                 <w:sz w:val="18"/>
               </w:rPr>
-              <w:t>—</w:t>
-            </w:r>
-          </w:p>
-        </w:tc>
-      </w:tr>
-      <w:tr>
-        <w:tc>
-          <w:tcPr>
-            <w:tcW w:type="dxa" w:w="1344"/>
-            <w:vAlign w:val="center"/>
-            <w:tcBorders>
-              <w:top w:val="single" w:sz="4" w:color="A6A6A6"/>
-              <w:left w:val="single" w:sz="4" w:color="A6A6A6"/>
-              <w:bottom w:val="single" w:sz="4" w:color="A6A6A6"/>
-              <w:right w:val="single" w:sz="4" w:color="A6A6A6"/>
-            </w:tcBorders>
-          </w:tcPr>
-          <w:p>
-            <w:pPr>
-              <w:spacing w:before="0" w:after="0" w:line="276" w:lineRule="auto"/>
-              <w:ind w:firstLine="0"/>
-              <w:jc w:val="left"/>
-            </w:pPr>
-            <w:r/>
-            <w:r>
-              <w:rPr>
-                <w:rFonts w:ascii="Times New Roman" w:hAnsi="Times New Roman" w:eastAsia="楷体"/>
-                <w:b w:val="0"/>
-                <w:color w:val="000000"/>
-                <w:sz w:val="18"/>
-              </w:rPr>
-              <w:t>四平市</w:t>
-            </w:r>
-          </w:p>
-        </w:tc>
-        <w:tc>
-          <w:tcPr>
-            <w:tcW w:type="dxa" w:w="1344"/>
-            <w:vAlign w:val="center"/>
-            <w:tcBorders>
-              <w:top w:val="single" w:sz="4" w:color="A6A6A6"/>
-              <w:left w:val="single" w:sz="4" w:color="A6A6A6"/>
-              <w:bottom w:val="single" w:sz="4" w:color="A6A6A6"/>
-              <w:right w:val="single" w:sz="4" w:color="A6A6A6"/>
-            </w:tcBorders>
-          </w:tcPr>
-          <w:p>
-            <w:pPr>
-              <w:spacing w:before="0" w:after="0" w:line="276" w:lineRule="auto"/>
-              <w:ind w:firstLine="0"/>
-              <w:jc w:val="center"/>
-            </w:pPr>
-            <w:r/>
-            <w:r>
-              <w:rPr>
-                <w:rFonts w:ascii="Times New Roman" w:hAnsi="Times New Roman" w:eastAsia="楷体"/>
-                <w:b w:val="0"/>
-                <w:color w:val="000000"/>
-                <w:sz w:val="18"/>
-              </w:rPr>
-              <w:t>601.57</w:t>
-            </w:r>
-          </w:p>
-        </w:tc>
-        <w:tc>
-          <w:tcPr>
-            <w:tcW w:type="dxa" w:w="1344"/>
-            <w:vAlign w:val="center"/>
-            <w:tcBorders>
-              <w:top w:val="single" w:sz="4" w:color="A6A6A6"/>
-              <w:left w:val="single" w:sz="4" w:color="A6A6A6"/>
-              <w:bottom w:val="single" w:sz="4" w:color="A6A6A6"/>
-              <w:right w:val="single" w:sz="4" w:color="A6A6A6"/>
-            </w:tcBorders>
-          </w:tcPr>
-          <w:p>
-            <w:pPr>
-              <w:spacing w:before="0" w:after="0" w:line="276" w:lineRule="auto"/>
-              <w:ind w:firstLine="0"/>
-              <w:jc w:val="center"/>
-            </w:pPr>
-            <w:r/>
-            <w:r>
-              <w:rPr>
-                <w:rFonts w:ascii="Times New Roman" w:hAnsi="Times New Roman" w:eastAsia="楷体"/>
-                <w:b w:val="0"/>
-                <w:color w:val="000000"/>
-                <w:sz w:val="18"/>
-              </w:rPr>
-              <w:t>—</w:t>
-            </w:r>
-          </w:p>
-        </w:tc>
-        <w:tc>
-          <w:tcPr>
-            <w:tcW w:type="dxa" w:w="1344"/>
-            <w:vAlign w:val="center"/>
-            <w:tcBorders>
-              <w:top w:val="single" w:sz="4" w:color="A6A6A6"/>
-              <w:left w:val="single" w:sz="4" w:color="A6A6A6"/>
-              <w:bottom w:val="single" w:sz="4" w:color="A6A6A6"/>
-              <w:right w:val="single" w:sz="4" w:color="A6A6A6"/>
-            </w:tcBorders>
-          </w:tcPr>
-          <w:p>
-            <w:pPr>
-              <w:spacing w:before="0" w:after="0" w:line="276" w:lineRule="auto"/>
-              <w:ind w:firstLine="0"/>
-              <w:jc w:val="center"/>
-            </w:pPr>
-            <w:r/>
-            <w:r>
-              <w:rPr>
-                <w:rFonts w:ascii="Times New Roman" w:hAnsi="Times New Roman" w:eastAsia="楷体"/>
-                <w:b w:val="0"/>
-                <w:color w:val="000000"/>
-                <w:sz w:val="18"/>
-              </w:rPr>
-              <w:t>4.60%</w:t>
-            </w:r>
-          </w:p>
-        </w:tc>
-        <w:tc>
-          <w:tcPr>
-            <w:tcW w:type="dxa" w:w="1344"/>
-            <w:vAlign w:val="center"/>
-            <w:tcBorders>
-              <w:top w:val="single" w:sz="4" w:color="A6A6A6"/>
-              <w:left w:val="single" w:sz="4" w:color="A6A6A6"/>
-              <w:bottom w:val="single" w:sz="4" w:color="A6A6A6"/>
-              <w:right w:val="single" w:sz="4" w:color="A6A6A6"/>
-            </w:tcBorders>
-          </w:tcPr>
-          <w:p>
-            <w:pPr>
-              <w:spacing w:before="0" w:after="0" w:line="276" w:lineRule="auto"/>
-              <w:ind w:firstLine="0"/>
-              <w:jc w:val="center"/>
-            </w:pPr>
-            <w:r/>
-            <w:r>
-              <w:rPr>
-                <w:rFonts w:ascii="Times New Roman" w:hAnsi="Times New Roman" w:eastAsia="楷体"/>
-                <w:b w:val="0"/>
-                <w:color w:val="000000"/>
-                <w:sz w:val="18"/>
-              </w:rPr>
-              <w:t xml:space="preserve"> </w:t>
-            </w:r>
-          </w:p>
-        </w:tc>
-        <w:tc>
-          <w:tcPr>
-            <w:tcW w:type="dxa" w:w="1344"/>
-            <w:vAlign w:val="center"/>
-            <w:tcBorders>
-              <w:top w:val="single" w:sz="4" w:color="A6A6A6"/>
-              <w:left w:val="single" w:sz="4" w:color="A6A6A6"/>
-              <w:bottom w:val="single" w:sz="4" w:color="A6A6A6"/>
-              <w:right w:val="single" w:sz="4" w:color="A6A6A6"/>
-            </w:tcBorders>
-          </w:tcPr>
-          <w:p>
-            <w:pPr>
-              <w:spacing w:before="0" w:after="0" w:line="276" w:lineRule="auto"/>
-              <w:ind w:firstLine="0"/>
-              <w:jc w:val="center"/>
-            </w:pPr>
-            <w:r/>
-            <w:r>
-              <w:rPr>
-                <w:rFonts w:ascii="Times New Roman" w:hAnsi="Times New Roman" w:eastAsia="楷体"/>
-                <w:b w:val="0"/>
-                <w:color w:val="000000"/>
-                <w:sz w:val="18"/>
-              </w:rPr>
-              <w:t>—</w:t>
-            </w:r>
-          </w:p>
-        </w:tc>
-        <w:tc>
-          <w:tcPr>
-            <w:tcW w:type="dxa" w:w="1344"/>
-            <w:vAlign w:val="center"/>
-            <w:tcBorders>
-              <w:top w:val="single" w:sz="4" w:color="A6A6A6"/>
-              <w:left w:val="single" w:sz="4" w:color="A6A6A6"/>
-              <w:bottom w:val="single" w:sz="4" w:color="A6A6A6"/>
-              <w:right w:val="single" w:sz="4" w:color="A6A6A6"/>
-            </w:tcBorders>
-          </w:tcPr>
-          <w:p>
-            <w:pPr>
-              <w:spacing w:before="0" w:after="0" w:line="276" w:lineRule="auto"/>
-              <w:ind w:firstLine="0"/>
-              <w:jc w:val="center"/>
-            </w:pPr>
-            <w:r/>
-            <w:r>
-              <w:rPr>
-                <w:rFonts w:ascii="Times New Roman" w:hAnsi="Times New Roman" w:eastAsia="楷体"/>
-                <w:b w:val="0"/>
-                <w:color w:val="000000"/>
-                <w:sz w:val="18"/>
-              </w:rPr>
-              <w:t>—</w:t>
-            </w:r>
-          </w:p>
-        </w:tc>
-      </w:tr>
-      <w:tr>
-        <w:tc>
-          <w:tcPr>
-            <w:tcW w:type="dxa" w:w="1344"/>
-            <w:vAlign w:val="center"/>
-            <w:tcBorders>
-              <w:top w:val="single" w:sz="4" w:color="A6A6A6"/>
-              <w:left w:val="single" w:sz="4" w:color="A6A6A6"/>
-              <w:bottom w:val="single" w:sz="4" w:color="A6A6A6"/>
-              <w:right w:val="single" w:sz="4" w:color="A6A6A6"/>
-            </w:tcBorders>
-          </w:tcPr>
-          <w:p>
-            <w:pPr>
-              <w:spacing w:before="0" w:after="0" w:line="276" w:lineRule="auto"/>
-              <w:ind w:firstLine="0"/>
-              <w:jc w:val="left"/>
-            </w:pPr>
-            <w:r/>
-            <w:r>
-              <w:rPr>
-                <w:rFonts w:ascii="Times New Roman" w:hAnsi="Times New Roman" w:eastAsia="楷体"/>
-                <w:b w:val="0"/>
-                <w:color w:val="000000"/>
-                <w:sz w:val="18"/>
-              </w:rPr>
-              <w:t>通化市</w:t>
-            </w:r>
-          </w:p>
-        </w:tc>
-        <w:tc>
-          <w:tcPr>
-            <w:tcW w:type="dxa" w:w="1344"/>
-            <w:vAlign w:val="center"/>
-            <w:tcBorders>
-              <w:top w:val="single" w:sz="4" w:color="A6A6A6"/>
-              <w:left w:val="single" w:sz="4" w:color="A6A6A6"/>
-              <w:bottom w:val="single" w:sz="4" w:color="A6A6A6"/>
-              <w:right w:val="single" w:sz="4" w:color="A6A6A6"/>
-            </w:tcBorders>
-          </w:tcPr>
-          <w:p>
-            <w:pPr>
-              <w:spacing w:before="0" w:after="0" w:line="276" w:lineRule="auto"/>
-              <w:ind w:firstLine="0"/>
-              <w:jc w:val="center"/>
-            </w:pPr>
-            <w:r/>
-            <w:r>
-              <w:rPr>
-                <w:rFonts w:ascii="Times New Roman" w:hAnsi="Times New Roman" w:eastAsia="楷体"/>
-                <w:b w:val="0"/>
-                <w:color w:val="000000"/>
-                <w:sz w:val="18"/>
-              </w:rPr>
-              <w:t>592.14</w:t>
-            </w:r>
-          </w:p>
-        </w:tc>
-        <w:tc>
-          <w:tcPr>
-            <w:tcW w:type="dxa" w:w="1344"/>
-            <w:vAlign w:val="center"/>
-            <w:tcBorders>
-              <w:top w:val="single" w:sz="4" w:color="A6A6A6"/>
-              <w:left w:val="single" w:sz="4" w:color="A6A6A6"/>
-              <w:bottom w:val="single" w:sz="4" w:color="A6A6A6"/>
-              <w:right w:val="single" w:sz="4" w:color="A6A6A6"/>
-            </w:tcBorders>
-          </w:tcPr>
-          <w:p>
-            <w:pPr>
-              <w:spacing w:before="0" w:after="0" w:line="276" w:lineRule="auto"/>
-              <w:ind w:firstLine="0"/>
-              <w:jc w:val="center"/>
-            </w:pPr>
-            <w:r/>
-            <w:r>
-              <w:rPr>
-                <w:rFonts w:ascii="Times New Roman" w:hAnsi="Times New Roman" w:eastAsia="楷体"/>
-                <w:b w:val="0"/>
-                <w:color w:val="000000"/>
-                <w:sz w:val="18"/>
-              </w:rPr>
-              <w:t>—</w:t>
-            </w:r>
-          </w:p>
-        </w:tc>
-        <w:tc>
-          <w:tcPr>
-            <w:tcW w:type="dxa" w:w="1344"/>
-            <w:vAlign w:val="center"/>
-            <w:tcBorders>
-              <w:top w:val="single" w:sz="4" w:color="A6A6A6"/>
-              <w:left w:val="single" w:sz="4" w:color="A6A6A6"/>
-              <w:bottom w:val="single" w:sz="4" w:color="A6A6A6"/>
-              <w:right w:val="single" w:sz="4" w:color="A6A6A6"/>
-            </w:tcBorders>
-          </w:tcPr>
-          <w:p>
-            <w:pPr>
-              <w:spacing w:before="0" w:after="0" w:line="276" w:lineRule="auto"/>
-              <w:ind w:firstLine="0"/>
-              <w:jc w:val="center"/>
-            </w:pPr>
-            <w:r/>
-            <w:r>
-              <w:rPr>
-                <w:rFonts w:ascii="Times New Roman" w:hAnsi="Times New Roman" w:eastAsia="楷体"/>
-                <w:b w:val="0"/>
-                <w:color w:val="000000"/>
-                <w:sz w:val="18"/>
-              </w:rPr>
-              <w:t>4.50%</w:t>
-            </w:r>
-          </w:p>
-        </w:tc>
-        <w:tc>
-          <w:tcPr>
-            <w:tcW w:type="dxa" w:w="1344"/>
-            <w:vAlign w:val="center"/>
-            <w:tcBorders>
-              <w:top w:val="single" w:sz="4" w:color="A6A6A6"/>
-              <w:left w:val="single" w:sz="4" w:color="A6A6A6"/>
-              <w:bottom w:val="single" w:sz="4" w:color="A6A6A6"/>
-              <w:right w:val="single" w:sz="4" w:color="A6A6A6"/>
-            </w:tcBorders>
-          </w:tcPr>
-          <w:p>
-            <w:pPr>
-              <w:spacing w:before="0" w:after="0" w:line="276" w:lineRule="auto"/>
-              <w:ind w:firstLine="0"/>
-              <w:jc w:val="center"/>
-            </w:pPr>
-            <w:r/>
-            <w:r>
-              <w:rPr>
-                <w:rFonts w:ascii="Times New Roman" w:hAnsi="Times New Roman" w:eastAsia="楷体"/>
-                <w:b w:val="0"/>
-                <w:color w:val="000000"/>
-                <w:sz w:val="18"/>
-              </w:rPr>
-              <w:t xml:space="preserve"> </w:t>
-            </w:r>
-          </w:p>
-        </w:tc>
-        <w:tc>
-          <w:tcPr>
-            <w:tcW w:type="dxa" w:w="1344"/>
-            <w:vAlign w:val="center"/>
-            <w:tcBorders>
-              <w:top w:val="single" w:sz="4" w:color="A6A6A6"/>
-              <w:left w:val="single" w:sz="4" w:color="A6A6A6"/>
-              <w:bottom w:val="single" w:sz="4" w:color="A6A6A6"/>
-              <w:right w:val="single" w:sz="4" w:color="A6A6A6"/>
-            </w:tcBorders>
-          </w:tcPr>
-          <w:p>
-            <w:pPr>
-              <w:spacing w:before="0" w:after="0" w:line="276" w:lineRule="auto"/>
-              <w:ind w:firstLine="0"/>
-              <w:jc w:val="center"/>
-            </w:pPr>
-            <w:r/>
-            <w:r>
-              <w:rPr>
-                <w:rFonts w:ascii="Times New Roman" w:hAnsi="Times New Roman" w:eastAsia="楷体"/>
-                <w:b w:val="0"/>
-                <w:color w:val="000000"/>
-                <w:sz w:val="18"/>
-              </w:rPr>
-              <w:t>66.92</w:t>
-            </w:r>
-          </w:p>
-        </w:tc>
-        <w:tc>
-          <w:tcPr>
-            <w:tcW w:type="dxa" w:w="1344"/>
-            <w:vAlign w:val="center"/>
-            <w:tcBorders>
-              <w:top w:val="single" w:sz="4" w:color="A6A6A6"/>
-              <w:left w:val="single" w:sz="4" w:color="A6A6A6"/>
-              <w:bottom w:val="single" w:sz="4" w:color="A6A6A6"/>
-              <w:right w:val="single" w:sz="4" w:color="A6A6A6"/>
-            </w:tcBorders>
-          </w:tcPr>
-          <w:p>
-            <w:pPr>
-              <w:spacing w:before="0" w:after="0" w:line="276" w:lineRule="auto"/>
-              <w:ind w:firstLine="0"/>
-              <w:jc w:val="center"/>
-            </w:pPr>
-            <w:r/>
-            <w:r>
-              <w:rPr>
-                <w:rFonts w:ascii="Times New Roman" w:hAnsi="Times New Roman" w:eastAsia="楷体"/>
-                <w:b w:val="0"/>
-                <w:color w:val="000000"/>
-                <w:sz w:val="18"/>
-              </w:rPr>
-              <w:t>—</w:t>
-            </w:r>
-          </w:p>
-        </w:tc>
-      </w:tr>
-      <w:tr>
-        <w:tc>
-          <w:tcPr>
-            <w:tcW w:type="dxa" w:w="1344"/>
-            <w:vAlign w:val="center"/>
-            <w:tcBorders>
-              <w:top w:val="single" w:sz="4" w:color="A6A6A6"/>
-              <w:left w:val="single" w:sz="4" w:color="A6A6A6"/>
-              <w:bottom w:val="single" w:sz="4" w:color="A6A6A6"/>
-              <w:right w:val="single" w:sz="4" w:color="A6A6A6"/>
-            </w:tcBorders>
-          </w:tcPr>
-          <w:p>
-            <w:pPr>
-              <w:spacing w:before="0" w:after="0" w:line="276" w:lineRule="auto"/>
-              <w:ind w:firstLine="0"/>
-              <w:jc w:val="left"/>
-            </w:pPr>
-            <w:r/>
-            <w:r>
-              <w:rPr>
-                <w:rFonts w:ascii="Times New Roman" w:hAnsi="Times New Roman" w:eastAsia="楷体"/>
-                <w:b w:val="0"/>
-                <w:color w:val="000000"/>
-                <w:sz w:val="18"/>
-              </w:rPr>
-              <w:t>白山市</w:t>
-            </w:r>
-          </w:p>
-        </w:tc>
-        <w:tc>
-          <w:tcPr>
-            <w:tcW w:type="dxa" w:w="1344"/>
-            <w:vAlign w:val="center"/>
-            <w:tcBorders>
-              <w:top w:val="single" w:sz="4" w:color="A6A6A6"/>
-              <w:left w:val="single" w:sz="4" w:color="A6A6A6"/>
-              <w:bottom w:val="single" w:sz="4" w:color="A6A6A6"/>
-              <w:right w:val="single" w:sz="4" w:color="A6A6A6"/>
-            </w:tcBorders>
-          </w:tcPr>
-          <w:p>
-            <w:pPr>
-              <w:spacing w:before="0" w:after="0" w:line="276" w:lineRule="auto"/>
-              <w:ind w:firstLine="0"/>
-              <w:jc w:val="center"/>
-            </w:pPr>
-            <w:r/>
-            <w:r>
-              <w:rPr>
-                <w:rFonts w:ascii="Times New Roman" w:hAnsi="Times New Roman" w:eastAsia="楷体"/>
-                <w:b w:val="0"/>
-                <w:color w:val="000000"/>
-                <w:sz w:val="18"/>
-              </w:rPr>
-              <w:t>590.17</w:t>
-            </w:r>
-          </w:p>
-        </w:tc>
-        <w:tc>
-          <w:tcPr>
-            <w:tcW w:type="dxa" w:w="1344"/>
-            <w:vAlign w:val="center"/>
-            <w:tcBorders>
-              <w:top w:val="single" w:sz="4" w:color="A6A6A6"/>
-              <w:left w:val="single" w:sz="4" w:color="A6A6A6"/>
-              <w:bottom w:val="single" w:sz="4" w:color="A6A6A6"/>
-              <w:right w:val="single" w:sz="4" w:color="A6A6A6"/>
-            </w:tcBorders>
-          </w:tcPr>
-          <w:p>
-            <w:pPr>
-              <w:spacing w:before="0" w:after="0" w:line="276" w:lineRule="auto"/>
-              <w:ind w:firstLine="0"/>
-              <w:jc w:val="center"/>
-            </w:pPr>
-            <w:r/>
-            <w:r>
-              <w:rPr>
-                <w:rFonts w:ascii="Times New Roman" w:hAnsi="Times New Roman" w:eastAsia="楷体"/>
-                <w:b w:val="0"/>
-                <w:color w:val="000000"/>
-                <w:sz w:val="18"/>
-              </w:rPr>
-              <w:t>—</w:t>
-            </w:r>
-          </w:p>
-        </w:tc>
-        <w:tc>
-          <w:tcPr>
-            <w:tcW w:type="dxa" w:w="1344"/>
-            <w:vAlign w:val="center"/>
-            <w:tcBorders>
-              <w:top w:val="single" w:sz="4" w:color="A6A6A6"/>
-              <w:left w:val="single" w:sz="4" w:color="A6A6A6"/>
-              <w:bottom w:val="single" w:sz="4" w:color="A6A6A6"/>
-              <w:right w:val="single" w:sz="4" w:color="A6A6A6"/>
-            </w:tcBorders>
-          </w:tcPr>
-          <w:p>
-            <w:pPr>
-              <w:spacing w:before="0" w:after="0" w:line="276" w:lineRule="auto"/>
-              <w:ind w:firstLine="0"/>
-              <w:jc w:val="center"/>
-            </w:pPr>
-            <w:r/>
-            <w:r>
-              <w:rPr>
-                <w:rFonts w:ascii="Times New Roman" w:hAnsi="Times New Roman" w:eastAsia="楷体"/>
-                <w:b w:val="0"/>
-                <w:color w:val="000000"/>
-                <w:sz w:val="18"/>
-              </w:rPr>
-              <w:t>5.60%</w:t>
-            </w:r>
-          </w:p>
-        </w:tc>
-        <w:tc>
-          <w:tcPr>
-            <w:tcW w:type="dxa" w:w="1344"/>
-            <w:vAlign w:val="center"/>
-            <w:tcBorders>
-              <w:top w:val="single" w:sz="4" w:color="A6A6A6"/>
-              <w:left w:val="single" w:sz="4" w:color="A6A6A6"/>
-              <w:bottom w:val="single" w:sz="4" w:color="A6A6A6"/>
-              <w:right w:val="single" w:sz="4" w:color="A6A6A6"/>
-            </w:tcBorders>
-          </w:tcPr>
-          <w:p>
-            <w:pPr>
-              <w:spacing w:before="0" w:after="0" w:line="276" w:lineRule="auto"/>
-              <w:ind w:firstLine="0"/>
-              <w:jc w:val="center"/>
-            </w:pPr>
-            <w:r/>
-            <w:r>
-              <w:rPr>
-                <w:rFonts w:ascii="Times New Roman" w:hAnsi="Times New Roman" w:eastAsia="楷体"/>
-                <w:b w:val="0"/>
-                <w:color w:val="000000"/>
-                <w:sz w:val="18"/>
-              </w:rPr>
-              <w:t xml:space="preserve"> </w:t>
-            </w:r>
-          </w:p>
-        </w:tc>
-        <w:tc>
-          <w:tcPr>
-            <w:tcW w:type="dxa" w:w="1344"/>
-            <w:vAlign w:val="center"/>
-            <w:tcBorders>
-              <w:top w:val="single" w:sz="4" w:color="A6A6A6"/>
-              <w:left w:val="single" w:sz="4" w:color="A6A6A6"/>
-              <w:bottom w:val="single" w:sz="4" w:color="A6A6A6"/>
-              <w:right w:val="single" w:sz="4" w:color="A6A6A6"/>
-            </w:tcBorders>
-          </w:tcPr>
-          <w:p>
-            <w:pPr>
-              <w:spacing w:before="0" w:after="0" w:line="276" w:lineRule="auto"/>
-              <w:ind w:firstLine="0"/>
-              <w:jc w:val="center"/>
-            </w:pPr>
-            <w:r/>
-            <w:r>
-              <w:rPr>
-                <w:rFonts w:ascii="Times New Roman" w:hAnsi="Times New Roman" w:eastAsia="楷体"/>
-                <w:b w:val="0"/>
-                <w:color w:val="000000"/>
-                <w:sz w:val="18"/>
-              </w:rPr>
-              <w:t>36.80</w:t>
-            </w:r>
-          </w:p>
-        </w:tc>
-        <w:tc>
-          <w:tcPr>
-            <w:tcW w:type="dxa" w:w="1344"/>
-            <w:vAlign w:val="center"/>
-            <w:tcBorders>
-              <w:top w:val="single" w:sz="4" w:color="A6A6A6"/>
-              <w:left w:val="single" w:sz="4" w:color="A6A6A6"/>
-              <w:bottom w:val="single" w:sz="4" w:color="A6A6A6"/>
-              <w:right w:val="single" w:sz="4" w:color="A6A6A6"/>
-            </w:tcBorders>
-          </w:tcPr>
-          <w:p>
-            <w:pPr>
-              <w:spacing w:before="0" w:after="0" w:line="276" w:lineRule="auto"/>
-              <w:ind w:firstLine="0"/>
-              <w:jc w:val="center"/>
-            </w:pPr>
-            <w:r/>
-            <w:r>
-              <w:rPr>
-                <w:rFonts w:ascii="Times New Roman" w:hAnsi="Times New Roman" w:eastAsia="楷体"/>
-                <w:b w:val="0"/>
-                <w:color w:val="000000"/>
-                <w:sz w:val="18"/>
-              </w:rPr>
-              <w:t>—</w:t>
-            </w:r>
-          </w:p>
-        </w:tc>
-      </w:tr>
-      <w:tr>
-        <w:tc>
-          <w:tcPr>
-            <w:tcW w:type="dxa" w:w="1344"/>
-            <w:vAlign w:val="center"/>
-            <w:tcBorders>
-              <w:top w:val="single" w:sz="4" w:color="A6A6A6"/>
-              <w:left w:val="single" w:sz="4" w:color="A6A6A6"/>
-              <w:bottom w:val="single" w:sz="4" w:color="A6A6A6"/>
-              <w:right w:val="single" w:sz="4" w:color="A6A6A6"/>
-            </w:tcBorders>
-          </w:tcPr>
-          <w:p>
-            <w:pPr>
-              <w:spacing w:before="0" w:after="0" w:line="276" w:lineRule="auto"/>
-              <w:ind w:firstLine="0"/>
-              <w:jc w:val="left"/>
-            </w:pPr>
-            <w:r/>
-            <w:r>
-              <w:rPr>
-                <w:rFonts w:ascii="Times New Roman" w:hAnsi="Times New Roman" w:eastAsia="楷体"/>
-                <w:b w:val="0"/>
-                <w:color w:val="000000"/>
-                <w:sz w:val="18"/>
-              </w:rPr>
-              <w:t>辽源市</w:t>
-            </w:r>
-          </w:p>
-        </w:tc>
-        <w:tc>
-          <w:tcPr>
-            <w:tcW w:type="dxa" w:w="1344"/>
-            <w:vAlign w:val="center"/>
-            <w:tcBorders>
-              <w:top w:val="single" w:sz="4" w:color="A6A6A6"/>
-              <w:left w:val="single" w:sz="4" w:color="A6A6A6"/>
-              <w:bottom w:val="single" w:sz="4" w:color="A6A6A6"/>
-              <w:right w:val="single" w:sz="4" w:color="A6A6A6"/>
-            </w:tcBorders>
-          </w:tcPr>
-          <w:p>
-            <w:pPr>
-              <w:spacing w:before="0" w:after="0" w:line="276" w:lineRule="auto"/>
-              <w:ind w:firstLine="0"/>
-              <w:jc w:val="center"/>
-            </w:pPr>
-            <w:r/>
-            <w:r>
-              <w:rPr>
-                <w:rFonts w:ascii="Times New Roman" w:hAnsi="Times New Roman" w:eastAsia="楷体"/>
-                <w:b w:val="0"/>
-                <w:color w:val="000000"/>
-                <w:sz w:val="18"/>
-              </w:rPr>
-              <w:t>547.09</w:t>
-            </w:r>
-          </w:p>
-        </w:tc>
-        <w:tc>
-          <w:tcPr>
-            <w:tcW w:type="dxa" w:w="1344"/>
-            <w:vAlign w:val="center"/>
-            <w:tcBorders>
-              <w:top w:val="single" w:sz="4" w:color="A6A6A6"/>
-              <w:left w:val="single" w:sz="4" w:color="A6A6A6"/>
-              <w:bottom w:val="single" w:sz="4" w:color="A6A6A6"/>
-              <w:right w:val="single" w:sz="4" w:color="A6A6A6"/>
-            </w:tcBorders>
-          </w:tcPr>
-          <w:p>
-            <w:pPr>
-              <w:spacing w:before="0" w:after="0" w:line="276" w:lineRule="auto"/>
-              <w:ind w:firstLine="0"/>
-              <w:jc w:val="center"/>
-            </w:pPr>
-            <w:r/>
-            <w:r>
-              <w:rPr>
-                <w:rFonts w:ascii="Times New Roman" w:hAnsi="Times New Roman" w:eastAsia="楷体"/>
-                <w:b w:val="0"/>
-                <w:color w:val="000000"/>
-                <w:sz w:val="18"/>
-              </w:rPr>
-              <w:t>—</w:t>
-            </w:r>
-          </w:p>
-        </w:tc>
-        <w:tc>
-          <w:tcPr>
-            <w:tcW w:type="dxa" w:w="1344"/>
-            <w:vAlign w:val="center"/>
-            <w:tcBorders>
-              <w:top w:val="single" w:sz="4" w:color="A6A6A6"/>
-              <w:left w:val="single" w:sz="4" w:color="A6A6A6"/>
-              <w:bottom w:val="single" w:sz="4" w:color="A6A6A6"/>
-              <w:right w:val="single" w:sz="4" w:color="A6A6A6"/>
-            </w:tcBorders>
-          </w:tcPr>
-          <w:p>
-            <w:pPr>
-              <w:spacing w:before="0" w:after="0" w:line="276" w:lineRule="auto"/>
-              <w:ind w:firstLine="0"/>
-              <w:jc w:val="center"/>
-            </w:pPr>
-            <w:r/>
-            <w:r>
-              <w:rPr>
-                <w:rFonts w:ascii="Times New Roman" w:hAnsi="Times New Roman" w:eastAsia="楷体"/>
-                <w:b w:val="0"/>
-                <w:color w:val="000000"/>
-                <w:sz w:val="18"/>
-              </w:rPr>
-              <w:t>5.70%</w:t>
-            </w:r>
-          </w:p>
-        </w:tc>
-        <w:tc>
-          <w:tcPr>
-            <w:tcW w:type="dxa" w:w="1344"/>
-            <w:vAlign w:val="center"/>
-            <w:tcBorders>
-              <w:top w:val="single" w:sz="4" w:color="A6A6A6"/>
-              <w:left w:val="single" w:sz="4" w:color="A6A6A6"/>
-              <w:bottom w:val="single" w:sz="4" w:color="A6A6A6"/>
-              <w:right w:val="single" w:sz="4" w:color="A6A6A6"/>
-            </w:tcBorders>
-          </w:tcPr>
-          <w:p>
-            <w:pPr>
-              <w:spacing w:before="0" w:after="0" w:line="276" w:lineRule="auto"/>
-              <w:ind w:firstLine="0"/>
-              <w:jc w:val="center"/>
-            </w:pPr>
-            <w:r/>
-            <w:r>
-              <w:rPr>
-                <w:rFonts w:ascii="Times New Roman" w:hAnsi="Times New Roman" w:eastAsia="楷体"/>
-                <w:b w:val="0"/>
-                <w:color w:val="000000"/>
-                <w:sz w:val="18"/>
-              </w:rPr>
-              <w:t xml:space="preserve"> </w:t>
-            </w:r>
-          </w:p>
-        </w:tc>
-        <w:tc>
-          <w:tcPr>
-            <w:tcW w:type="dxa" w:w="1344"/>
-            <w:vAlign w:val="center"/>
-            <w:tcBorders>
-              <w:top w:val="single" w:sz="4" w:color="A6A6A6"/>
-              <w:left w:val="single" w:sz="4" w:color="A6A6A6"/>
-              <w:bottom w:val="single" w:sz="4" w:color="A6A6A6"/>
-              <w:right w:val="single" w:sz="4" w:color="A6A6A6"/>
-            </w:tcBorders>
-          </w:tcPr>
-          <w:p>
-            <w:pPr>
-              <w:spacing w:before="0" w:after="0" w:line="276" w:lineRule="auto"/>
-              <w:ind w:firstLine="0"/>
-              <w:jc w:val="center"/>
-            </w:pPr>
-            <w:r/>
-            <w:r>
-              <w:rPr>
-                <w:rFonts w:ascii="Times New Roman" w:hAnsi="Times New Roman" w:eastAsia="楷体"/>
-                <w:b w:val="0"/>
-                <w:color w:val="000000"/>
-                <w:sz w:val="18"/>
-              </w:rPr>
-              <w:t>31.77</w:t>
-            </w:r>
-          </w:p>
-        </w:tc>
-        <w:tc>
-          <w:tcPr>
-            <w:tcW w:type="dxa" w:w="1344"/>
-            <w:vAlign w:val="center"/>
-            <w:tcBorders>
-              <w:top w:val="single" w:sz="4" w:color="A6A6A6"/>
-              <w:left w:val="single" w:sz="4" w:color="A6A6A6"/>
-              <w:bottom w:val="single" w:sz="4" w:color="A6A6A6"/>
-              <w:right w:val="single" w:sz="4" w:color="A6A6A6"/>
-            </w:tcBorders>
-          </w:tcPr>
-          <w:p>
-            <w:pPr>
-              <w:spacing w:before="0" w:after="0" w:line="276" w:lineRule="auto"/>
-              <w:ind w:firstLine="0"/>
-              <w:jc w:val="center"/>
-            </w:pPr>
-            <w:r/>
-            <w:r>
-              <w:rPr>
-                <w:rFonts w:ascii="Times New Roman" w:hAnsi="Times New Roman" w:eastAsia="楷体"/>
-                <w:b w:val="0"/>
-                <w:color w:val="000000"/>
-                <w:sz w:val="18"/>
-              </w:rPr>
-              <w:t>—</w:t>
+              <w:t>146.33</w:t>
             </w:r>
           </w:p>
         </w:tc>
@@ -2209,7 +3234,7 @@
           <w:color w:val="000000"/>
           <w:sz w:val="21"/>
         </w:rPr>
-        <w:t>省内对比看，白山市2025年GDP总量590.17亿元、列全省第八位，一般公共预算收入36.80亿元、列全省第六位。整体来看，白山市经济基本面在吉林省内具有一定代表性，但需关注固定资产投资走势及新旧动能转换的接续性。</w:t>
+        <w:t>省内对比看，长沙市2025年GDP总量15,737.82亿元、列全省第一位，约为省内第二的岳阳市（5,386.88亿元）的2.9倍，“一城独大”格局突出；一般公共预算收入1,296.87亿元、稳居全省第一。整体来看，长沙市在湖南省内的经济与财政地位极为重要，但放到同类城市横向看，产业结构升级与新旧动能转换仍是中长期需要关注的核心课题。</w:t>
       </w:r>
     </w:p>
     <w:p>
@@ -2224,7 +3249,7 @@
           <w:color w:val="000000"/>
           <w:sz w:val="21"/>
         </w:rPr>
-        <w:t>■ 白山市财政体量在吉林省处于中游，税收占比41.66%、税收占比处于一般水平，但政府性基金收入总体平稳；2025年末宽口径债务率530.70%、处于偏高水平，已显著高于公认的 300% 偏高临界线，后续偿债压力值得关注。</w:t>
+        <w:t>■ 长沙市财政体量在湖南省稳居第一，税收占比数据暂缺；但受房地产市场调整影响，政府性基金收入较2023年累计缩水超三成、土地财政贡献度显著弱化；2025年末宽口径债务率671.50%、处于偏高水平，已显著高于公认的 300% 偏高临界线，后续偿债压力值得关注。</w:t>
       </w:r>
     </w:p>
     <w:p>
@@ -2239,7 +3264,7 @@
           <w:color w:val="000000"/>
           <w:sz w:val="21"/>
         </w:rPr>
-        <w:t>财政收入方面，2023、2024、2025年白山市一般公共预算收入分别为28.48亿元、24.45亿元、36.80亿元，其中税收收入14.91亿元、14.74亿元、15.33亿元，税收占比维持在52.36%、60.30%、41.66%；一般公共预算支出176.76亿元、215.51亿元、230.21亿元，财政自给率16.11%、11.34%、15.98%。</w:t>
+        <w:t>财政收入方面，2023、2024、2025年长沙市一般公共预算收入分别为1,227.07亿元、1,264.54亿元、1,296.87亿元，在湖南省内稳居第一；其中税收收入分别为821.03亿元、786.97亿元、—亿元，税收占比维持在66.91%、62.23%、—，数据暂缺。一般公共预算支出分别为1,626.83亿元、1,663.94亿元、1,625.77亿元，财政自给率75.43%、76.00%、79.77%，财政自给率处于中等水平。</w:t>
       </w:r>
     </w:p>
     <w:p>
@@ -2254,7 +3279,7 @@
           <w:color w:val="000000"/>
           <w:sz w:val="21"/>
         </w:rPr>
-        <w:t>政府性基金收入方面，2023、2024、2025年分别为4.30亿元、5.64亿元、4.61亿元，政府性基金收入总体平稳，反映地方综合财力对房地产周期的敞口。</w:t>
+        <w:t>政府性基金收入方面，2023、2024、2025年长沙市政府性基金收入分别为902.83亿元、576.80亿元、528.70亿元，较2023年累计缩水超三成、土地财政贡献度显著弱化，反映地方综合财力对房地产周期与土地市场的敞口较大。</w:t>
       </w:r>
     </w:p>
     <w:p>
@@ -2270,7 +3295,7 @@
           <w:color w:val="000000"/>
           <w:sz w:val="21"/>
         </w:rPr>
-        <w:t>图表：2023-2025年白山市财政收入情况(单位:亿元、%)</w:t>
+        <w:t>图表：2023-2025年长沙市财政收入情况(单位:亿元、%)</w:t>
       </w:r>
     </w:p>
     <w:tbl>
@@ -2555,7 +3580,7 @@
                 <w:color w:val="000000"/>
                 <w:sz w:val="18"/>
               </w:rPr>
-              <w:t>28.48</w:t>
+              <w:t>1,227.07</w:t>
             </w:r>
           </w:p>
         </w:tc>
@@ -2584,7 +3609,7 @@
                 <w:color w:val="000000"/>
                 <w:sz w:val="18"/>
               </w:rPr>
-              <w:t>16.60%</w:t>
+              <w:t>7.03%</w:t>
             </w:r>
           </w:p>
         </w:tc>
@@ -2613,7 +3638,7 @@
                 <w:color w:val="000000"/>
                 <w:sz w:val="18"/>
               </w:rPr>
-              <w:t>24.45</w:t>
+              <w:t>1,264.54</w:t>
             </w:r>
           </w:p>
         </w:tc>
@@ -2642,7 +3667,7 @@
                 <w:color w:val="000000"/>
                 <w:sz w:val="18"/>
               </w:rPr>
-              <w:t>-14.15%</w:t>
+              <w:t>3.05%</w:t>
             </w:r>
           </w:p>
         </w:tc>
@@ -2671,7 +3696,7 @@
                 <w:color w:val="000000"/>
                 <w:sz w:val="18"/>
               </w:rPr>
-              <w:t>36.80</w:t>
+              <w:t>1,296.87</w:t>
             </w:r>
           </w:p>
         </w:tc>
@@ -2700,7 +3725,7 @@
                 <w:color w:val="000000"/>
                 <w:sz w:val="18"/>
               </w:rPr>
-              <w:t>50.51%</w:t>
+              <w:t>2.56%</w:t>
             </w:r>
           </w:p>
         </w:tc>
@@ -2760,7 +3785,7 @@
                 <w:color w:val="000000"/>
                 <w:sz w:val="18"/>
               </w:rPr>
-              <w:t>14.91</w:t>
+              <w:t>821.03</w:t>
             </w:r>
           </w:p>
         </w:tc>
@@ -2818,7 +3843,7 @@
                 <w:color w:val="000000"/>
                 <w:sz w:val="18"/>
               </w:rPr>
-              <w:t>14.74</w:t>
+              <w:t>786.97</w:t>
             </w:r>
           </w:p>
         </w:tc>
@@ -2847,7 +3872,7 @@
                 <w:color w:val="000000"/>
                 <w:sz w:val="18"/>
               </w:rPr>
-              <w:t>-1.14%</w:t>
+              <w:t>-4.15%</w:t>
             </w:r>
           </w:p>
         </w:tc>
@@ -2876,7 +3901,7 @@
                 <w:color w:val="000000"/>
                 <w:sz w:val="18"/>
               </w:rPr>
-              <w:t>15.33</w:t>
+              <w:t>—</w:t>
             </w:r>
           </w:p>
         </w:tc>
@@ -2905,7 +3930,7 @@
                 <w:color w:val="000000"/>
                 <w:sz w:val="18"/>
               </w:rPr>
-              <w:t>4.00%</w:t>
+              <w:t>—</w:t>
             </w:r>
           </w:p>
         </w:tc>
@@ -2965,7 +3990,7 @@
                 <w:color w:val="000000"/>
                 <w:sz w:val="18"/>
               </w:rPr>
-              <w:t>52.36%</w:t>
+              <w:t>66.91%</w:t>
             </w:r>
           </w:p>
         </w:tc>
@@ -3023,7 +4048,7 @@
                 <w:color w:val="000000"/>
                 <w:sz w:val="18"/>
               </w:rPr>
-              <w:t>60.30%</w:t>
+              <w:t>62.23%</w:t>
             </w:r>
           </w:p>
         </w:tc>
@@ -3081,7 +4106,7 @@
                 <w:color w:val="000000"/>
                 <w:sz w:val="18"/>
               </w:rPr>
-              <w:t>41.66%</w:t>
+              <w:t>—</w:t>
             </w:r>
           </w:p>
         </w:tc>
@@ -3170,7 +4195,7 @@
                 <w:color w:val="000000"/>
                 <w:sz w:val="18"/>
               </w:rPr>
-              <w:t>176.76</w:t>
+              <w:t>1,626.83</w:t>
             </w:r>
           </w:p>
         </w:tc>
@@ -3228,7 +4253,7 @@
                 <w:color w:val="000000"/>
                 <w:sz w:val="18"/>
               </w:rPr>
-              <w:t>215.51</w:t>
+              <w:t>1,663.94</w:t>
             </w:r>
           </w:p>
         </w:tc>
@@ -3257,7 +4282,7 @@
                 <w:color w:val="000000"/>
                 <w:sz w:val="18"/>
               </w:rPr>
-              <w:t>21.92%</w:t>
+              <w:t>2.28%</w:t>
             </w:r>
           </w:p>
         </w:tc>
@@ -3286,7 +4311,7 @@
                 <w:color w:val="000000"/>
                 <w:sz w:val="18"/>
               </w:rPr>
-              <w:t>230.21</w:t>
+              <w:t>1,625.77</w:t>
             </w:r>
           </w:p>
         </w:tc>
@@ -3315,7 +4340,7 @@
                 <w:color w:val="000000"/>
                 <w:sz w:val="18"/>
               </w:rPr>
-              <w:t>6.82%</w:t>
+              <w:t>-2.29%</w:t>
             </w:r>
           </w:p>
         </w:tc>
@@ -3375,7 +4400,7 @@
                 <w:color w:val="000000"/>
                 <w:sz w:val="18"/>
               </w:rPr>
-              <w:t>16.11%</w:t>
+              <w:t>75.43%</w:t>
             </w:r>
           </w:p>
         </w:tc>
@@ -3433,7 +4458,7 @@
                 <w:color w:val="000000"/>
                 <w:sz w:val="18"/>
               </w:rPr>
-              <w:t>11.34%</w:t>
+              <w:t>76.00%</w:t>
             </w:r>
           </w:p>
         </w:tc>
@@ -3491,7 +4516,7 @@
                 <w:color w:val="000000"/>
                 <w:sz w:val="18"/>
               </w:rPr>
-              <w:t>15.98%</w:t>
+              <w:t>79.77%</w:t>
             </w:r>
           </w:p>
         </w:tc>
@@ -3580,7 +4605,7 @@
                 <w:color w:val="000000"/>
                 <w:sz w:val="18"/>
               </w:rPr>
-              <w:t>4.30</w:t>
+              <w:t>902.83</w:t>
             </w:r>
           </w:p>
         </w:tc>
@@ -3638,7 +4663,7 @@
                 <w:color w:val="000000"/>
                 <w:sz w:val="18"/>
               </w:rPr>
-              <w:t>5.64</w:t>
+              <w:t>576.80</w:t>
             </w:r>
           </w:p>
         </w:tc>
@@ -3667,7 +4692,7 @@
                 <w:color w:val="000000"/>
                 <w:sz w:val="18"/>
               </w:rPr>
-              <w:t>31.16%</w:t>
+              <w:t>-36.11%</w:t>
             </w:r>
           </w:p>
         </w:tc>
@@ -3696,7 +4721,7 @@
                 <w:color w:val="000000"/>
                 <w:sz w:val="18"/>
               </w:rPr>
-              <w:t>4.61</w:t>
+              <w:t>528.70</w:t>
             </w:r>
           </w:p>
         </w:tc>
@@ -3725,7 +4750,7 @@
                 <w:color w:val="000000"/>
                 <w:sz w:val="18"/>
               </w:rPr>
-              <w:t>-18.26%</w:t>
+              <w:t>-8.34%</w:t>
             </w:r>
           </w:p>
         </w:tc>
@@ -3743,7 +4768,7 @@
           <w:color w:val="000000"/>
           <w:sz w:val="19"/>
         </w:rPr>
-        <w:t>资料来源:白山市财政决算、企业预警通,风控信评部整理</w:t>
+        <w:t>资料来源:长沙市财政决算、企业预警通,风控信评部整理</w:t>
       </w:r>
     </w:p>
     <w:p>
@@ -3758,7 +4783,1291 @@
           <w:color w:val="000000"/>
           <w:sz w:val="21"/>
         </w:rPr>
-        <w:t>土地市场方面，【待补充:白山市土地出让与房地产销售数据（土地市场数据库未覆盖该市）】。</w:t>
+        <w:t>土地市场方面，2021、2022、2023、2024、2025年长沙市经营性用地成交价分别为1,166.64亿元、860.64亿元、741.32亿元、546.59亿元、360.77亿元，2025年较2021年下降69.08%；同期平均溢价率为4.03%、1.22%、1.47%、2.34%、2.62%，整体处于低位、反映市场化主体拿地意愿与未来房价预期偏弱；成交楼面均价由2,066元/㎡降至1,676元/㎡、累计下降18.88%。2026年1-4月，长沙市经营性用地累计成交31宗、规划建面225.79万㎡、成交价50.81亿元，延续低位运行。</w:t>
+      </w:r>
+    </w:p>
+    <w:p>
+      <w:pPr>
+        <w:spacing w:before="80" w:after="40" w:line="360" w:lineRule="auto"/>
+        <w:ind w:firstLine="0"/>
+        <w:jc w:val="center"/>
+      </w:pPr>
+      <w:r>
+        <w:rPr>
+          <w:rFonts w:ascii="Times New Roman" w:hAnsi="Times New Roman" w:eastAsia="楷体"/>
+          <w:b/>
+          <w:color w:val="000000"/>
+          <w:sz w:val="21"/>
+        </w:rPr>
+        <w:t>图表:2021-2025年长沙市土地出让情况</w:t>
+      </w:r>
+    </w:p>
+    <w:tbl>
+      <w:tblPr>
+        <w:tblW w:type="auto" w:w="0"/>
+        <w:tblLayout w:type="autofit"/>
+        <w:tblLook w:firstColumn="1" w:firstRow="1" w:lastColumn="0" w:lastRow="0" w:noHBand="0" w:noVBand="1" w:val="04A0"/>
+      </w:tblPr>
+      <w:tblGrid>
+        <w:gridCol w:w="1568"/>
+        <w:gridCol w:w="1568"/>
+        <w:gridCol w:w="1568"/>
+        <w:gridCol w:w="1568"/>
+        <w:gridCol w:w="1568"/>
+        <w:gridCol w:w="1568"/>
+      </w:tblGrid>
+      <w:tr>
+        <w:tc>
+          <w:tcPr>
+            <w:tcW w:type="dxa" w:w="1568"/>
+            <w:vAlign w:val="center"/>
+            <w:shd w:val="clear" w:color="auto" w:fill="F1A983"/>
+            <w:tcBorders>
+              <w:top w:val="single" w:sz="4" w:color="A6A6A6"/>
+              <w:left w:val="single" w:sz="4" w:color="A6A6A6"/>
+              <w:bottom w:val="single" w:sz="4" w:color="A6A6A6"/>
+              <w:right w:val="single" w:sz="4" w:color="A6A6A6"/>
+            </w:tcBorders>
+          </w:tcPr>
+          <w:p>
+            <w:pPr>
+              <w:spacing w:before="0" w:after="0" w:line="276" w:lineRule="auto"/>
+              <w:ind w:firstLine="0"/>
+              <w:jc w:val="center"/>
+            </w:pPr>
+            <w:r/>
+            <w:r>
+              <w:rPr>
+                <w:rFonts w:ascii="Times New Roman" w:hAnsi="Times New Roman" w:eastAsia="楷体"/>
+                <w:b/>
+                <w:color w:val="000000"/>
+                <w:sz w:val="18"/>
+              </w:rPr>
+              <w:t>年度</w:t>
+            </w:r>
+          </w:p>
+        </w:tc>
+        <w:tc>
+          <w:tcPr>
+            <w:tcW w:type="dxa" w:w="1568"/>
+            <w:vAlign w:val="center"/>
+            <w:shd w:val="clear" w:color="auto" w:fill="F1A983"/>
+            <w:tcBorders>
+              <w:top w:val="single" w:sz="4" w:color="A6A6A6"/>
+              <w:left w:val="single" w:sz="4" w:color="A6A6A6"/>
+              <w:bottom w:val="single" w:sz="4" w:color="A6A6A6"/>
+              <w:right w:val="single" w:sz="4" w:color="A6A6A6"/>
+            </w:tcBorders>
+          </w:tcPr>
+          <w:p>
+            <w:pPr>
+              <w:spacing w:before="0" w:after="0" w:line="276" w:lineRule="auto"/>
+              <w:ind w:firstLine="0"/>
+              <w:jc w:val="center"/>
+            </w:pPr>
+            <w:r/>
+            <w:r>
+              <w:rPr>
+                <w:rFonts w:ascii="Times New Roman" w:hAnsi="Times New Roman" w:eastAsia="楷体"/>
+                <w:b/>
+                <w:color w:val="000000"/>
+                <w:sz w:val="18"/>
+              </w:rPr>
+              <w:t>土地宗数</w:t>
+            </w:r>
+          </w:p>
+        </w:tc>
+        <w:tc>
+          <w:tcPr>
+            <w:tcW w:type="dxa" w:w="1568"/>
+            <w:vAlign w:val="center"/>
+            <w:shd w:val="clear" w:color="auto" w:fill="F1A983"/>
+            <w:tcBorders>
+              <w:top w:val="single" w:sz="4" w:color="A6A6A6"/>
+              <w:left w:val="single" w:sz="4" w:color="A6A6A6"/>
+              <w:bottom w:val="single" w:sz="4" w:color="A6A6A6"/>
+              <w:right w:val="single" w:sz="4" w:color="A6A6A6"/>
+            </w:tcBorders>
+          </w:tcPr>
+          <w:p>
+            <w:pPr>
+              <w:spacing w:before="0" w:after="0" w:line="276" w:lineRule="auto"/>
+              <w:ind w:firstLine="0"/>
+              <w:jc w:val="center"/>
+            </w:pPr>
+            <w:r/>
+            <w:r>
+              <w:rPr>
+                <w:rFonts w:ascii="Times New Roman" w:hAnsi="Times New Roman" w:eastAsia="楷体"/>
+                <w:b/>
+                <w:color w:val="000000"/>
+                <w:sz w:val="18"/>
+              </w:rPr>
+              <w:t>规划建面(万㎡)</w:t>
+            </w:r>
+          </w:p>
+        </w:tc>
+        <w:tc>
+          <w:tcPr>
+            <w:tcW w:type="dxa" w:w="1568"/>
+            <w:vAlign w:val="center"/>
+            <w:shd w:val="clear" w:color="auto" w:fill="F1A983"/>
+            <w:tcBorders>
+              <w:top w:val="single" w:sz="4" w:color="A6A6A6"/>
+              <w:left w:val="single" w:sz="4" w:color="A6A6A6"/>
+              <w:bottom w:val="single" w:sz="4" w:color="A6A6A6"/>
+              <w:right w:val="single" w:sz="4" w:color="A6A6A6"/>
+            </w:tcBorders>
+          </w:tcPr>
+          <w:p>
+            <w:pPr>
+              <w:spacing w:before="0" w:after="0" w:line="276" w:lineRule="auto"/>
+              <w:ind w:firstLine="0"/>
+              <w:jc w:val="center"/>
+            </w:pPr>
+            <w:r/>
+            <w:r>
+              <w:rPr>
+                <w:rFonts w:ascii="Times New Roman" w:hAnsi="Times New Roman" w:eastAsia="楷体"/>
+                <w:b/>
+                <w:color w:val="000000"/>
+                <w:sz w:val="18"/>
+              </w:rPr>
+              <w:t>成交楼面均价(元/㎡)</w:t>
+            </w:r>
+          </w:p>
+        </w:tc>
+        <w:tc>
+          <w:tcPr>
+            <w:tcW w:type="dxa" w:w="1568"/>
+            <w:vAlign w:val="center"/>
+            <w:shd w:val="clear" w:color="auto" w:fill="F1A983"/>
+            <w:tcBorders>
+              <w:top w:val="single" w:sz="4" w:color="A6A6A6"/>
+              <w:left w:val="single" w:sz="4" w:color="A6A6A6"/>
+              <w:bottom w:val="single" w:sz="4" w:color="A6A6A6"/>
+              <w:right w:val="single" w:sz="4" w:color="A6A6A6"/>
+            </w:tcBorders>
+          </w:tcPr>
+          <w:p>
+            <w:pPr>
+              <w:spacing w:before="0" w:after="0" w:line="276" w:lineRule="auto"/>
+              <w:ind w:firstLine="0"/>
+              <w:jc w:val="center"/>
+            </w:pPr>
+            <w:r/>
+            <w:r>
+              <w:rPr>
+                <w:rFonts w:ascii="Times New Roman" w:hAnsi="Times New Roman" w:eastAsia="楷体"/>
+                <w:b/>
+                <w:color w:val="000000"/>
+                <w:sz w:val="18"/>
+              </w:rPr>
+              <w:t>平均溢价率</w:t>
+            </w:r>
+          </w:p>
+        </w:tc>
+        <w:tc>
+          <w:tcPr>
+            <w:tcW w:type="dxa" w:w="1568"/>
+            <w:vAlign w:val="center"/>
+            <w:shd w:val="clear" w:color="auto" w:fill="F1A983"/>
+            <w:tcBorders>
+              <w:top w:val="single" w:sz="4" w:color="A6A6A6"/>
+              <w:left w:val="single" w:sz="4" w:color="A6A6A6"/>
+              <w:bottom w:val="single" w:sz="4" w:color="A6A6A6"/>
+              <w:right w:val="single" w:sz="4" w:color="A6A6A6"/>
+            </w:tcBorders>
+          </w:tcPr>
+          <w:p>
+            <w:pPr>
+              <w:spacing w:before="0" w:after="0" w:line="276" w:lineRule="auto"/>
+              <w:ind w:firstLine="0"/>
+              <w:jc w:val="center"/>
+            </w:pPr>
+            <w:r/>
+            <w:r>
+              <w:rPr>
+                <w:rFonts w:ascii="Times New Roman" w:hAnsi="Times New Roman" w:eastAsia="楷体"/>
+                <w:b/>
+                <w:color w:val="000000"/>
+                <w:sz w:val="18"/>
+              </w:rPr>
+              <w:t>成交价(亿元)</w:t>
+            </w:r>
+          </w:p>
+        </w:tc>
+      </w:tr>
+      <w:tr>
+        <w:tc>
+          <w:tcPr>
+            <w:tcW w:type="dxa" w:w="1568"/>
+            <w:vAlign w:val="center"/>
+            <w:tcBorders>
+              <w:top w:val="single" w:sz="4" w:color="A6A6A6"/>
+              <w:left w:val="single" w:sz="4" w:color="A6A6A6"/>
+              <w:bottom w:val="single" w:sz="4" w:color="A6A6A6"/>
+              <w:right w:val="single" w:sz="4" w:color="A6A6A6"/>
+            </w:tcBorders>
+          </w:tcPr>
+          <w:p>
+            <w:pPr>
+              <w:spacing w:before="0" w:after="0" w:line="276" w:lineRule="auto"/>
+              <w:ind w:firstLine="0"/>
+              <w:jc w:val="left"/>
+            </w:pPr>
+            <w:r/>
+            <w:r>
+              <w:rPr>
+                <w:rFonts w:ascii="Times New Roman" w:hAnsi="Times New Roman" w:eastAsia="楷体"/>
+                <w:b w:val="0"/>
+                <w:color w:val="000000"/>
+                <w:sz w:val="18"/>
+              </w:rPr>
+              <w:t>2021</w:t>
+            </w:r>
+          </w:p>
+        </w:tc>
+        <w:tc>
+          <w:tcPr>
+            <w:tcW w:type="dxa" w:w="1568"/>
+            <w:vAlign w:val="center"/>
+            <w:tcBorders>
+              <w:top w:val="single" w:sz="4" w:color="A6A6A6"/>
+              <w:left w:val="single" w:sz="4" w:color="A6A6A6"/>
+              <w:bottom w:val="single" w:sz="4" w:color="A6A6A6"/>
+              <w:right w:val="single" w:sz="4" w:color="A6A6A6"/>
+            </w:tcBorders>
+          </w:tcPr>
+          <w:p>
+            <w:pPr>
+              <w:spacing w:before="0" w:after="0" w:line="276" w:lineRule="auto"/>
+              <w:ind w:firstLine="0"/>
+              <w:jc w:val="center"/>
+            </w:pPr>
+            <w:r/>
+            <w:r>
+              <w:rPr>
+                <w:rFonts w:ascii="Times New Roman" w:hAnsi="Times New Roman" w:eastAsia="楷体"/>
+                <w:b w:val="0"/>
+                <w:color w:val="000000"/>
+                <w:sz w:val="18"/>
+              </w:rPr>
+              <w:t>607</w:t>
+            </w:r>
+          </w:p>
+        </w:tc>
+        <w:tc>
+          <w:tcPr>
+            <w:tcW w:type="dxa" w:w="1568"/>
+            <w:vAlign w:val="center"/>
+            <w:tcBorders>
+              <w:top w:val="single" w:sz="4" w:color="A6A6A6"/>
+              <w:left w:val="single" w:sz="4" w:color="A6A6A6"/>
+              <w:bottom w:val="single" w:sz="4" w:color="A6A6A6"/>
+              <w:right w:val="single" w:sz="4" w:color="A6A6A6"/>
+            </w:tcBorders>
+          </w:tcPr>
+          <w:p>
+            <w:pPr>
+              <w:spacing w:before="0" w:after="0" w:line="276" w:lineRule="auto"/>
+              <w:ind w:firstLine="0"/>
+              <w:jc w:val="center"/>
+            </w:pPr>
+            <w:r/>
+            <w:r>
+              <w:rPr>
+                <w:rFonts w:ascii="Times New Roman" w:hAnsi="Times New Roman" w:eastAsia="楷体"/>
+                <w:b w:val="0"/>
+                <w:color w:val="000000"/>
+                <w:sz w:val="18"/>
+              </w:rPr>
+              <w:t>5,647.35</w:t>
+            </w:r>
+          </w:p>
+        </w:tc>
+        <w:tc>
+          <w:tcPr>
+            <w:tcW w:type="dxa" w:w="1568"/>
+            <w:vAlign w:val="center"/>
+            <w:tcBorders>
+              <w:top w:val="single" w:sz="4" w:color="A6A6A6"/>
+              <w:left w:val="single" w:sz="4" w:color="A6A6A6"/>
+              <w:bottom w:val="single" w:sz="4" w:color="A6A6A6"/>
+              <w:right w:val="single" w:sz="4" w:color="A6A6A6"/>
+            </w:tcBorders>
+          </w:tcPr>
+          <w:p>
+            <w:pPr>
+              <w:spacing w:before="0" w:after="0" w:line="276" w:lineRule="auto"/>
+              <w:ind w:firstLine="0"/>
+              <w:jc w:val="center"/>
+            </w:pPr>
+            <w:r/>
+            <w:r>
+              <w:rPr>
+                <w:rFonts w:ascii="Times New Roman" w:hAnsi="Times New Roman" w:eastAsia="楷体"/>
+                <w:b w:val="0"/>
+                <w:color w:val="000000"/>
+                <w:sz w:val="18"/>
+              </w:rPr>
+              <w:t>2,066</w:t>
+            </w:r>
+          </w:p>
+        </w:tc>
+        <w:tc>
+          <w:tcPr>
+            <w:tcW w:type="dxa" w:w="1568"/>
+            <w:vAlign w:val="center"/>
+            <w:tcBorders>
+              <w:top w:val="single" w:sz="4" w:color="A6A6A6"/>
+              <w:left w:val="single" w:sz="4" w:color="A6A6A6"/>
+              <w:bottom w:val="single" w:sz="4" w:color="A6A6A6"/>
+              <w:right w:val="single" w:sz="4" w:color="A6A6A6"/>
+            </w:tcBorders>
+          </w:tcPr>
+          <w:p>
+            <w:pPr>
+              <w:spacing w:before="0" w:after="0" w:line="276" w:lineRule="auto"/>
+              <w:ind w:firstLine="0"/>
+              <w:jc w:val="center"/>
+            </w:pPr>
+            <w:r/>
+            <w:r>
+              <w:rPr>
+                <w:rFonts w:ascii="Times New Roman" w:hAnsi="Times New Roman" w:eastAsia="楷体"/>
+                <w:b w:val="0"/>
+                <w:color w:val="000000"/>
+                <w:sz w:val="18"/>
+              </w:rPr>
+              <w:t>4.03%</w:t>
+            </w:r>
+          </w:p>
+        </w:tc>
+        <w:tc>
+          <w:tcPr>
+            <w:tcW w:type="dxa" w:w="1568"/>
+            <w:vAlign w:val="center"/>
+            <w:tcBorders>
+              <w:top w:val="single" w:sz="4" w:color="A6A6A6"/>
+              <w:left w:val="single" w:sz="4" w:color="A6A6A6"/>
+              <w:bottom w:val="single" w:sz="4" w:color="A6A6A6"/>
+              <w:right w:val="single" w:sz="4" w:color="A6A6A6"/>
+            </w:tcBorders>
+          </w:tcPr>
+          <w:p>
+            <w:pPr>
+              <w:spacing w:before="0" w:after="0" w:line="276" w:lineRule="auto"/>
+              <w:ind w:firstLine="0"/>
+              <w:jc w:val="center"/>
+            </w:pPr>
+            <w:r/>
+            <w:r>
+              <w:rPr>
+                <w:rFonts w:ascii="Times New Roman" w:hAnsi="Times New Roman" w:eastAsia="楷体"/>
+                <w:b w:val="0"/>
+                <w:color w:val="000000"/>
+                <w:sz w:val="18"/>
+              </w:rPr>
+              <w:t>1,166.64</w:t>
+            </w:r>
+          </w:p>
+        </w:tc>
+      </w:tr>
+      <w:tr>
+        <w:tc>
+          <w:tcPr>
+            <w:tcW w:type="dxa" w:w="1568"/>
+            <w:vAlign w:val="center"/>
+            <w:tcBorders>
+              <w:top w:val="single" w:sz="4" w:color="A6A6A6"/>
+              <w:left w:val="single" w:sz="4" w:color="A6A6A6"/>
+              <w:bottom w:val="single" w:sz="4" w:color="A6A6A6"/>
+              <w:right w:val="single" w:sz="4" w:color="A6A6A6"/>
+            </w:tcBorders>
+          </w:tcPr>
+          <w:p>
+            <w:pPr>
+              <w:spacing w:before="0" w:after="0" w:line="276" w:lineRule="auto"/>
+              <w:ind w:firstLine="0"/>
+              <w:jc w:val="left"/>
+            </w:pPr>
+            <w:r/>
+            <w:r>
+              <w:rPr>
+                <w:rFonts w:ascii="Times New Roman" w:hAnsi="Times New Roman" w:eastAsia="楷体"/>
+                <w:b w:val="0"/>
+                <w:color w:val="000000"/>
+                <w:sz w:val="18"/>
+              </w:rPr>
+              <w:t>2022</w:t>
+            </w:r>
+          </w:p>
+        </w:tc>
+        <w:tc>
+          <w:tcPr>
+            <w:tcW w:type="dxa" w:w="1568"/>
+            <w:vAlign w:val="center"/>
+            <w:tcBorders>
+              <w:top w:val="single" w:sz="4" w:color="A6A6A6"/>
+              <w:left w:val="single" w:sz="4" w:color="A6A6A6"/>
+              <w:bottom w:val="single" w:sz="4" w:color="A6A6A6"/>
+              <w:right w:val="single" w:sz="4" w:color="A6A6A6"/>
+            </w:tcBorders>
+          </w:tcPr>
+          <w:p>
+            <w:pPr>
+              <w:spacing w:before="0" w:after="0" w:line="276" w:lineRule="auto"/>
+              <w:ind w:firstLine="0"/>
+              <w:jc w:val="center"/>
+            </w:pPr>
+            <w:r/>
+            <w:r>
+              <w:rPr>
+                <w:rFonts w:ascii="Times New Roman" w:hAnsi="Times New Roman" w:eastAsia="楷体"/>
+                <w:b w:val="0"/>
+                <w:color w:val="000000"/>
+                <w:sz w:val="18"/>
+              </w:rPr>
+              <w:t>474</w:t>
+            </w:r>
+          </w:p>
+        </w:tc>
+        <w:tc>
+          <w:tcPr>
+            <w:tcW w:type="dxa" w:w="1568"/>
+            <w:vAlign w:val="center"/>
+            <w:tcBorders>
+              <w:top w:val="single" w:sz="4" w:color="A6A6A6"/>
+              <w:left w:val="single" w:sz="4" w:color="A6A6A6"/>
+              <w:bottom w:val="single" w:sz="4" w:color="A6A6A6"/>
+              <w:right w:val="single" w:sz="4" w:color="A6A6A6"/>
+            </w:tcBorders>
+          </w:tcPr>
+          <w:p>
+            <w:pPr>
+              <w:spacing w:before="0" w:after="0" w:line="276" w:lineRule="auto"/>
+              <w:ind w:firstLine="0"/>
+              <w:jc w:val="center"/>
+            </w:pPr>
+            <w:r/>
+            <w:r>
+              <w:rPr>
+                <w:rFonts w:ascii="Times New Roman" w:hAnsi="Times New Roman" w:eastAsia="楷体"/>
+                <w:b w:val="0"/>
+                <w:color w:val="000000"/>
+                <w:sz w:val="18"/>
+              </w:rPr>
+              <w:t>4,294.91</w:t>
+            </w:r>
+          </w:p>
+        </w:tc>
+        <w:tc>
+          <w:tcPr>
+            <w:tcW w:type="dxa" w:w="1568"/>
+            <w:vAlign w:val="center"/>
+            <w:tcBorders>
+              <w:top w:val="single" w:sz="4" w:color="A6A6A6"/>
+              <w:left w:val="single" w:sz="4" w:color="A6A6A6"/>
+              <w:bottom w:val="single" w:sz="4" w:color="A6A6A6"/>
+              <w:right w:val="single" w:sz="4" w:color="A6A6A6"/>
+            </w:tcBorders>
+          </w:tcPr>
+          <w:p>
+            <w:pPr>
+              <w:spacing w:before="0" w:after="0" w:line="276" w:lineRule="auto"/>
+              <w:ind w:firstLine="0"/>
+              <w:jc w:val="center"/>
+            </w:pPr>
+            <w:r/>
+            <w:r>
+              <w:rPr>
+                <w:rFonts w:ascii="Times New Roman" w:hAnsi="Times New Roman" w:eastAsia="楷体"/>
+                <w:b w:val="0"/>
+                <w:color w:val="000000"/>
+                <w:sz w:val="18"/>
+              </w:rPr>
+              <w:t>2,004</w:t>
+            </w:r>
+          </w:p>
+        </w:tc>
+        <w:tc>
+          <w:tcPr>
+            <w:tcW w:type="dxa" w:w="1568"/>
+            <w:vAlign w:val="center"/>
+            <w:tcBorders>
+              <w:top w:val="single" w:sz="4" w:color="A6A6A6"/>
+              <w:left w:val="single" w:sz="4" w:color="A6A6A6"/>
+              <w:bottom w:val="single" w:sz="4" w:color="A6A6A6"/>
+              <w:right w:val="single" w:sz="4" w:color="A6A6A6"/>
+            </w:tcBorders>
+          </w:tcPr>
+          <w:p>
+            <w:pPr>
+              <w:spacing w:before="0" w:after="0" w:line="276" w:lineRule="auto"/>
+              <w:ind w:firstLine="0"/>
+              <w:jc w:val="center"/>
+            </w:pPr>
+            <w:r/>
+            <w:r>
+              <w:rPr>
+                <w:rFonts w:ascii="Times New Roman" w:hAnsi="Times New Roman" w:eastAsia="楷体"/>
+                <w:b w:val="0"/>
+                <w:color w:val="000000"/>
+                <w:sz w:val="18"/>
+              </w:rPr>
+              <w:t>1.22%</w:t>
+            </w:r>
+          </w:p>
+        </w:tc>
+        <w:tc>
+          <w:tcPr>
+            <w:tcW w:type="dxa" w:w="1568"/>
+            <w:vAlign w:val="center"/>
+            <w:tcBorders>
+              <w:top w:val="single" w:sz="4" w:color="A6A6A6"/>
+              <w:left w:val="single" w:sz="4" w:color="A6A6A6"/>
+              <w:bottom w:val="single" w:sz="4" w:color="A6A6A6"/>
+              <w:right w:val="single" w:sz="4" w:color="A6A6A6"/>
+            </w:tcBorders>
+          </w:tcPr>
+          <w:p>
+            <w:pPr>
+              <w:spacing w:before="0" w:after="0" w:line="276" w:lineRule="auto"/>
+              <w:ind w:firstLine="0"/>
+              <w:jc w:val="center"/>
+            </w:pPr>
+            <w:r/>
+            <w:r>
+              <w:rPr>
+                <w:rFonts w:ascii="Times New Roman" w:hAnsi="Times New Roman" w:eastAsia="楷体"/>
+                <w:b w:val="0"/>
+                <w:color w:val="000000"/>
+                <w:sz w:val="18"/>
+              </w:rPr>
+              <w:t>860.64</w:t>
+            </w:r>
+          </w:p>
+        </w:tc>
+      </w:tr>
+      <w:tr>
+        <w:tc>
+          <w:tcPr>
+            <w:tcW w:type="dxa" w:w="1568"/>
+            <w:vAlign w:val="center"/>
+            <w:tcBorders>
+              <w:top w:val="single" w:sz="4" w:color="A6A6A6"/>
+              <w:left w:val="single" w:sz="4" w:color="A6A6A6"/>
+              <w:bottom w:val="single" w:sz="4" w:color="A6A6A6"/>
+              <w:right w:val="single" w:sz="4" w:color="A6A6A6"/>
+            </w:tcBorders>
+          </w:tcPr>
+          <w:p>
+            <w:pPr>
+              <w:spacing w:before="0" w:after="0" w:line="276" w:lineRule="auto"/>
+              <w:ind w:firstLine="0"/>
+              <w:jc w:val="left"/>
+            </w:pPr>
+            <w:r/>
+            <w:r>
+              <w:rPr>
+                <w:rFonts w:ascii="Times New Roman" w:hAnsi="Times New Roman" w:eastAsia="楷体"/>
+                <w:b w:val="0"/>
+                <w:color w:val="000000"/>
+                <w:sz w:val="18"/>
+              </w:rPr>
+              <w:t>2023</w:t>
+            </w:r>
+          </w:p>
+        </w:tc>
+        <w:tc>
+          <w:tcPr>
+            <w:tcW w:type="dxa" w:w="1568"/>
+            <w:vAlign w:val="center"/>
+            <w:tcBorders>
+              <w:top w:val="single" w:sz="4" w:color="A6A6A6"/>
+              <w:left w:val="single" w:sz="4" w:color="A6A6A6"/>
+              <w:bottom w:val="single" w:sz="4" w:color="A6A6A6"/>
+              <w:right w:val="single" w:sz="4" w:color="A6A6A6"/>
+            </w:tcBorders>
+          </w:tcPr>
+          <w:p>
+            <w:pPr>
+              <w:spacing w:before="0" w:after="0" w:line="276" w:lineRule="auto"/>
+              <w:ind w:firstLine="0"/>
+              <w:jc w:val="center"/>
+            </w:pPr>
+            <w:r/>
+            <w:r>
+              <w:rPr>
+                <w:rFonts w:ascii="Times New Roman" w:hAnsi="Times New Roman" w:eastAsia="楷体"/>
+                <w:b w:val="0"/>
+                <w:color w:val="000000"/>
+                <w:sz w:val="18"/>
+              </w:rPr>
+              <w:t>482</w:t>
+            </w:r>
+          </w:p>
+        </w:tc>
+        <w:tc>
+          <w:tcPr>
+            <w:tcW w:type="dxa" w:w="1568"/>
+            <w:vAlign w:val="center"/>
+            <w:tcBorders>
+              <w:top w:val="single" w:sz="4" w:color="A6A6A6"/>
+              <w:left w:val="single" w:sz="4" w:color="A6A6A6"/>
+              <w:bottom w:val="single" w:sz="4" w:color="A6A6A6"/>
+              <w:right w:val="single" w:sz="4" w:color="A6A6A6"/>
+            </w:tcBorders>
+          </w:tcPr>
+          <w:p>
+            <w:pPr>
+              <w:spacing w:before="0" w:after="0" w:line="276" w:lineRule="auto"/>
+              <w:ind w:firstLine="0"/>
+              <w:jc w:val="center"/>
+            </w:pPr>
+            <w:r/>
+            <w:r>
+              <w:rPr>
+                <w:rFonts w:ascii="Times New Roman" w:hAnsi="Times New Roman" w:eastAsia="楷体"/>
+                <w:b w:val="0"/>
+                <w:color w:val="000000"/>
+                <w:sz w:val="18"/>
+              </w:rPr>
+              <w:t>4,133.39</w:t>
+            </w:r>
+          </w:p>
+        </w:tc>
+        <w:tc>
+          <w:tcPr>
+            <w:tcW w:type="dxa" w:w="1568"/>
+            <w:vAlign w:val="center"/>
+            <w:tcBorders>
+              <w:top w:val="single" w:sz="4" w:color="A6A6A6"/>
+              <w:left w:val="single" w:sz="4" w:color="A6A6A6"/>
+              <w:bottom w:val="single" w:sz="4" w:color="A6A6A6"/>
+              <w:right w:val="single" w:sz="4" w:color="A6A6A6"/>
+            </w:tcBorders>
+          </w:tcPr>
+          <w:p>
+            <w:pPr>
+              <w:spacing w:before="0" w:after="0" w:line="276" w:lineRule="auto"/>
+              <w:ind w:firstLine="0"/>
+              <w:jc w:val="center"/>
+            </w:pPr>
+            <w:r/>
+            <w:r>
+              <w:rPr>
+                <w:rFonts w:ascii="Times New Roman" w:hAnsi="Times New Roman" w:eastAsia="楷体"/>
+                <w:b w:val="0"/>
+                <w:color w:val="000000"/>
+                <w:sz w:val="18"/>
+              </w:rPr>
+              <w:t>1,793</w:t>
+            </w:r>
+          </w:p>
+        </w:tc>
+        <w:tc>
+          <w:tcPr>
+            <w:tcW w:type="dxa" w:w="1568"/>
+            <w:vAlign w:val="center"/>
+            <w:tcBorders>
+              <w:top w:val="single" w:sz="4" w:color="A6A6A6"/>
+              <w:left w:val="single" w:sz="4" w:color="A6A6A6"/>
+              <w:bottom w:val="single" w:sz="4" w:color="A6A6A6"/>
+              <w:right w:val="single" w:sz="4" w:color="A6A6A6"/>
+            </w:tcBorders>
+          </w:tcPr>
+          <w:p>
+            <w:pPr>
+              <w:spacing w:before="0" w:after="0" w:line="276" w:lineRule="auto"/>
+              <w:ind w:firstLine="0"/>
+              <w:jc w:val="center"/>
+            </w:pPr>
+            <w:r/>
+            <w:r>
+              <w:rPr>
+                <w:rFonts w:ascii="Times New Roman" w:hAnsi="Times New Roman" w:eastAsia="楷体"/>
+                <w:b w:val="0"/>
+                <w:color w:val="000000"/>
+                <w:sz w:val="18"/>
+              </w:rPr>
+              <w:t>1.47%</w:t>
+            </w:r>
+          </w:p>
+        </w:tc>
+        <w:tc>
+          <w:tcPr>
+            <w:tcW w:type="dxa" w:w="1568"/>
+            <w:vAlign w:val="center"/>
+            <w:tcBorders>
+              <w:top w:val="single" w:sz="4" w:color="A6A6A6"/>
+              <w:left w:val="single" w:sz="4" w:color="A6A6A6"/>
+              <w:bottom w:val="single" w:sz="4" w:color="A6A6A6"/>
+              <w:right w:val="single" w:sz="4" w:color="A6A6A6"/>
+            </w:tcBorders>
+          </w:tcPr>
+          <w:p>
+            <w:pPr>
+              <w:spacing w:before="0" w:after="0" w:line="276" w:lineRule="auto"/>
+              <w:ind w:firstLine="0"/>
+              <w:jc w:val="center"/>
+            </w:pPr>
+            <w:r/>
+            <w:r>
+              <w:rPr>
+                <w:rFonts w:ascii="Times New Roman" w:hAnsi="Times New Roman" w:eastAsia="楷体"/>
+                <w:b w:val="0"/>
+                <w:color w:val="000000"/>
+                <w:sz w:val="18"/>
+              </w:rPr>
+              <w:t>741.32</w:t>
+            </w:r>
+          </w:p>
+        </w:tc>
+      </w:tr>
+      <w:tr>
+        <w:tc>
+          <w:tcPr>
+            <w:tcW w:type="dxa" w:w="1568"/>
+            <w:vAlign w:val="center"/>
+            <w:tcBorders>
+              <w:top w:val="single" w:sz="4" w:color="A6A6A6"/>
+              <w:left w:val="single" w:sz="4" w:color="A6A6A6"/>
+              <w:bottom w:val="single" w:sz="4" w:color="A6A6A6"/>
+              <w:right w:val="single" w:sz="4" w:color="A6A6A6"/>
+            </w:tcBorders>
+          </w:tcPr>
+          <w:p>
+            <w:pPr>
+              <w:spacing w:before="0" w:after="0" w:line="276" w:lineRule="auto"/>
+              <w:ind w:firstLine="0"/>
+              <w:jc w:val="left"/>
+            </w:pPr>
+            <w:r/>
+            <w:r>
+              <w:rPr>
+                <w:rFonts w:ascii="Times New Roman" w:hAnsi="Times New Roman" w:eastAsia="楷体"/>
+                <w:b w:val="0"/>
+                <w:color w:val="000000"/>
+                <w:sz w:val="18"/>
+              </w:rPr>
+              <w:t>2024</w:t>
+            </w:r>
+          </w:p>
+        </w:tc>
+        <w:tc>
+          <w:tcPr>
+            <w:tcW w:type="dxa" w:w="1568"/>
+            <w:vAlign w:val="center"/>
+            <w:tcBorders>
+              <w:top w:val="single" w:sz="4" w:color="A6A6A6"/>
+              <w:left w:val="single" w:sz="4" w:color="A6A6A6"/>
+              <w:bottom w:val="single" w:sz="4" w:color="A6A6A6"/>
+              <w:right w:val="single" w:sz="4" w:color="A6A6A6"/>
+            </w:tcBorders>
+          </w:tcPr>
+          <w:p>
+            <w:pPr>
+              <w:spacing w:before="0" w:after="0" w:line="276" w:lineRule="auto"/>
+              <w:ind w:firstLine="0"/>
+              <w:jc w:val="center"/>
+            </w:pPr>
+            <w:r/>
+            <w:r>
+              <w:rPr>
+                <w:rFonts w:ascii="Times New Roman" w:hAnsi="Times New Roman" w:eastAsia="楷体"/>
+                <w:b w:val="0"/>
+                <w:color w:val="000000"/>
+                <w:sz w:val="18"/>
+              </w:rPr>
+              <w:t>357</w:t>
+            </w:r>
+          </w:p>
+        </w:tc>
+        <w:tc>
+          <w:tcPr>
+            <w:tcW w:type="dxa" w:w="1568"/>
+            <w:vAlign w:val="center"/>
+            <w:tcBorders>
+              <w:top w:val="single" w:sz="4" w:color="A6A6A6"/>
+              <w:left w:val="single" w:sz="4" w:color="A6A6A6"/>
+              <w:bottom w:val="single" w:sz="4" w:color="A6A6A6"/>
+              <w:right w:val="single" w:sz="4" w:color="A6A6A6"/>
+            </w:tcBorders>
+          </w:tcPr>
+          <w:p>
+            <w:pPr>
+              <w:spacing w:before="0" w:after="0" w:line="276" w:lineRule="auto"/>
+              <w:ind w:firstLine="0"/>
+              <w:jc w:val="center"/>
+            </w:pPr>
+            <w:r/>
+            <w:r>
+              <w:rPr>
+                <w:rFonts w:ascii="Times New Roman" w:hAnsi="Times New Roman" w:eastAsia="楷体"/>
+                <w:b w:val="0"/>
+                <w:color w:val="000000"/>
+                <w:sz w:val="18"/>
+              </w:rPr>
+              <w:t>2,963.16</w:t>
+            </w:r>
+          </w:p>
+        </w:tc>
+        <w:tc>
+          <w:tcPr>
+            <w:tcW w:type="dxa" w:w="1568"/>
+            <w:vAlign w:val="center"/>
+            <w:tcBorders>
+              <w:top w:val="single" w:sz="4" w:color="A6A6A6"/>
+              <w:left w:val="single" w:sz="4" w:color="A6A6A6"/>
+              <w:bottom w:val="single" w:sz="4" w:color="A6A6A6"/>
+              <w:right w:val="single" w:sz="4" w:color="A6A6A6"/>
+            </w:tcBorders>
+          </w:tcPr>
+          <w:p>
+            <w:pPr>
+              <w:spacing w:before="0" w:after="0" w:line="276" w:lineRule="auto"/>
+              <w:ind w:firstLine="0"/>
+              <w:jc w:val="center"/>
+            </w:pPr>
+            <w:r/>
+            <w:r>
+              <w:rPr>
+                <w:rFonts w:ascii="Times New Roman" w:hAnsi="Times New Roman" w:eastAsia="楷体"/>
+                <w:b w:val="0"/>
+                <w:color w:val="000000"/>
+                <w:sz w:val="18"/>
+              </w:rPr>
+              <w:t>1,845</w:t>
+            </w:r>
+          </w:p>
+        </w:tc>
+        <w:tc>
+          <w:tcPr>
+            <w:tcW w:type="dxa" w:w="1568"/>
+            <w:vAlign w:val="center"/>
+            <w:tcBorders>
+              <w:top w:val="single" w:sz="4" w:color="A6A6A6"/>
+              <w:left w:val="single" w:sz="4" w:color="A6A6A6"/>
+              <w:bottom w:val="single" w:sz="4" w:color="A6A6A6"/>
+              <w:right w:val="single" w:sz="4" w:color="A6A6A6"/>
+            </w:tcBorders>
+          </w:tcPr>
+          <w:p>
+            <w:pPr>
+              <w:spacing w:before="0" w:after="0" w:line="276" w:lineRule="auto"/>
+              <w:ind w:firstLine="0"/>
+              <w:jc w:val="center"/>
+            </w:pPr>
+            <w:r/>
+            <w:r>
+              <w:rPr>
+                <w:rFonts w:ascii="Times New Roman" w:hAnsi="Times New Roman" w:eastAsia="楷体"/>
+                <w:b w:val="0"/>
+                <w:color w:val="000000"/>
+                <w:sz w:val="18"/>
+              </w:rPr>
+              <w:t>2.34%</w:t>
+            </w:r>
+          </w:p>
+        </w:tc>
+        <w:tc>
+          <w:tcPr>
+            <w:tcW w:type="dxa" w:w="1568"/>
+            <w:vAlign w:val="center"/>
+            <w:tcBorders>
+              <w:top w:val="single" w:sz="4" w:color="A6A6A6"/>
+              <w:left w:val="single" w:sz="4" w:color="A6A6A6"/>
+              <w:bottom w:val="single" w:sz="4" w:color="A6A6A6"/>
+              <w:right w:val="single" w:sz="4" w:color="A6A6A6"/>
+            </w:tcBorders>
+          </w:tcPr>
+          <w:p>
+            <w:pPr>
+              <w:spacing w:before="0" w:after="0" w:line="276" w:lineRule="auto"/>
+              <w:ind w:firstLine="0"/>
+              <w:jc w:val="center"/>
+            </w:pPr>
+            <w:r/>
+            <w:r>
+              <w:rPr>
+                <w:rFonts w:ascii="Times New Roman" w:hAnsi="Times New Roman" w:eastAsia="楷体"/>
+                <w:b w:val="0"/>
+                <w:color w:val="000000"/>
+                <w:sz w:val="18"/>
+              </w:rPr>
+              <w:t>546.59</w:t>
+            </w:r>
+          </w:p>
+        </w:tc>
+      </w:tr>
+      <w:tr>
+        <w:tc>
+          <w:tcPr>
+            <w:tcW w:type="dxa" w:w="1568"/>
+            <w:vAlign w:val="center"/>
+            <w:tcBorders>
+              <w:top w:val="single" w:sz="4" w:color="A6A6A6"/>
+              <w:left w:val="single" w:sz="4" w:color="A6A6A6"/>
+              <w:bottom w:val="single" w:sz="4" w:color="A6A6A6"/>
+              <w:right w:val="single" w:sz="4" w:color="A6A6A6"/>
+            </w:tcBorders>
+          </w:tcPr>
+          <w:p>
+            <w:pPr>
+              <w:spacing w:before="0" w:after="0" w:line="276" w:lineRule="auto"/>
+              <w:ind w:firstLine="0"/>
+              <w:jc w:val="left"/>
+            </w:pPr>
+            <w:r/>
+            <w:r>
+              <w:rPr>
+                <w:rFonts w:ascii="Times New Roman" w:hAnsi="Times New Roman" w:eastAsia="楷体"/>
+                <w:b w:val="0"/>
+                <w:color w:val="000000"/>
+                <w:sz w:val="18"/>
+              </w:rPr>
+              <w:t>2025</w:t>
+            </w:r>
+          </w:p>
+        </w:tc>
+        <w:tc>
+          <w:tcPr>
+            <w:tcW w:type="dxa" w:w="1568"/>
+            <w:vAlign w:val="center"/>
+            <w:tcBorders>
+              <w:top w:val="single" w:sz="4" w:color="A6A6A6"/>
+              <w:left w:val="single" w:sz="4" w:color="A6A6A6"/>
+              <w:bottom w:val="single" w:sz="4" w:color="A6A6A6"/>
+              <w:right w:val="single" w:sz="4" w:color="A6A6A6"/>
+            </w:tcBorders>
+          </w:tcPr>
+          <w:p>
+            <w:pPr>
+              <w:spacing w:before="0" w:after="0" w:line="276" w:lineRule="auto"/>
+              <w:ind w:firstLine="0"/>
+              <w:jc w:val="center"/>
+            </w:pPr>
+            <w:r/>
+            <w:r>
+              <w:rPr>
+                <w:rFonts w:ascii="Times New Roman" w:hAnsi="Times New Roman" w:eastAsia="楷体"/>
+                <w:b w:val="0"/>
+                <w:color w:val="000000"/>
+                <w:sz w:val="18"/>
+              </w:rPr>
+              <w:t>267</w:t>
+            </w:r>
+          </w:p>
+        </w:tc>
+        <w:tc>
+          <w:tcPr>
+            <w:tcW w:type="dxa" w:w="1568"/>
+            <w:vAlign w:val="center"/>
+            <w:tcBorders>
+              <w:top w:val="single" w:sz="4" w:color="A6A6A6"/>
+              <w:left w:val="single" w:sz="4" w:color="A6A6A6"/>
+              <w:bottom w:val="single" w:sz="4" w:color="A6A6A6"/>
+              <w:right w:val="single" w:sz="4" w:color="A6A6A6"/>
+            </w:tcBorders>
+          </w:tcPr>
+          <w:p>
+            <w:pPr>
+              <w:spacing w:before="0" w:after="0" w:line="276" w:lineRule="auto"/>
+              <w:ind w:firstLine="0"/>
+              <w:jc w:val="center"/>
+            </w:pPr>
+            <w:r/>
+            <w:r>
+              <w:rPr>
+                <w:rFonts w:ascii="Times New Roman" w:hAnsi="Times New Roman" w:eastAsia="楷体"/>
+                <w:b w:val="0"/>
+                <w:color w:val="000000"/>
+                <w:sz w:val="18"/>
+              </w:rPr>
+              <w:t>2,150.91</w:t>
+            </w:r>
+          </w:p>
+        </w:tc>
+        <w:tc>
+          <w:tcPr>
+            <w:tcW w:type="dxa" w:w="1568"/>
+            <w:vAlign w:val="center"/>
+            <w:tcBorders>
+              <w:top w:val="single" w:sz="4" w:color="A6A6A6"/>
+              <w:left w:val="single" w:sz="4" w:color="A6A6A6"/>
+              <w:bottom w:val="single" w:sz="4" w:color="A6A6A6"/>
+              <w:right w:val="single" w:sz="4" w:color="A6A6A6"/>
+            </w:tcBorders>
+          </w:tcPr>
+          <w:p>
+            <w:pPr>
+              <w:spacing w:before="0" w:after="0" w:line="276" w:lineRule="auto"/>
+              <w:ind w:firstLine="0"/>
+              <w:jc w:val="center"/>
+            </w:pPr>
+            <w:r/>
+            <w:r>
+              <w:rPr>
+                <w:rFonts w:ascii="Times New Roman" w:hAnsi="Times New Roman" w:eastAsia="楷体"/>
+                <w:b w:val="0"/>
+                <w:color w:val="000000"/>
+                <w:sz w:val="18"/>
+              </w:rPr>
+              <w:t>1,676</w:t>
+            </w:r>
+          </w:p>
+        </w:tc>
+        <w:tc>
+          <w:tcPr>
+            <w:tcW w:type="dxa" w:w="1568"/>
+            <w:vAlign w:val="center"/>
+            <w:tcBorders>
+              <w:top w:val="single" w:sz="4" w:color="A6A6A6"/>
+              <w:left w:val="single" w:sz="4" w:color="A6A6A6"/>
+              <w:bottom w:val="single" w:sz="4" w:color="A6A6A6"/>
+              <w:right w:val="single" w:sz="4" w:color="A6A6A6"/>
+            </w:tcBorders>
+          </w:tcPr>
+          <w:p>
+            <w:pPr>
+              <w:spacing w:before="0" w:after="0" w:line="276" w:lineRule="auto"/>
+              <w:ind w:firstLine="0"/>
+              <w:jc w:val="center"/>
+            </w:pPr>
+            <w:r/>
+            <w:r>
+              <w:rPr>
+                <w:rFonts w:ascii="Times New Roman" w:hAnsi="Times New Roman" w:eastAsia="楷体"/>
+                <w:b w:val="0"/>
+                <w:color w:val="000000"/>
+                <w:sz w:val="18"/>
+              </w:rPr>
+              <w:t>2.62%</w:t>
+            </w:r>
+          </w:p>
+        </w:tc>
+        <w:tc>
+          <w:tcPr>
+            <w:tcW w:type="dxa" w:w="1568"/>
+            <w:vAlign w:val="center"/>
+            <w:tcBorders>
+              <w:top w:val="single" w:sz="4" w:color="A6A6A6"/>
+              <w:left w:val="single" w:sz="4" w:color="A6A6A6"/>
+              <w:bottom w:val="single" w:sz="4" w:color="A6A6A6"/>
+              <w:right w:val="single" w:sz="4" w:color="A6A6A6"/>
+            </w:tcBorders>
+          </w:tcPr>
+          <w:p>
+            <w:pPr>
+              <w:spacing w:before="0" w:after="0" w:line="276" w:lineRule="auto"/>
+              <w:ind w:firstLine="0"/>
+              <w:jc w:val="center"/>
+            </w:pPr>
+            <w:r/>
+            <w:r>
+              <w:rPr>
+                <w:rFonts w:ascii="Times New Roman" w:hAnsi="Times New Roman" w:eastAsia="楷体"/>
+                <w:b w:val="0"/>
+                <w:color w:val="000000"/>
+                <w:sz w:val="18"/>
+              </w:rPr>
+              <w:t>360.77</w:t>
+            </w:r>
+          </w:p>
+        </w:tc>
+      </w:tr>
+      <w:tr>
+        <w:tc>
+          <w:tcPr>
+            <w:tcW w:type="dxa" w:w="1568"/>
+            <w:vAlign w:val="center"/>
+            <w:tcBorders>
+              <w:top w:val="single" w:sz="4" w:color="A6A6A6"/>
+              <w:left w:val="single" w:sz="4" w:color="A6A6A6"/>
+              <w:bottom w:val="single" w:sz="4" w:color="A6A6A6"/>
+              <w:right w:val="single" w:sz="4" w:color="A6A6A6"/>
+            </w:tcBorders>
+          </w:tcPr>
+          <w:p>
+            <w:pPr>
+              <w:spacing w:before="0" w:after="0" w:line="276" w:lineRule="auto"/>
+              <w:ind w:firstLine="0"/>
+              <w:jc w:val="left"/>
+            </w:pPr>
+            <w:r/>
+            <w:r>
+              <w:rPr>
+                <w:rFonts w:ascii="Times New Roman" w:hAnsi="Times New Roman" w:eastAsia="楷体"/>
+                <w:b w:val="0"/>
+                <w:color w:val="000000"/>
+                <w:sz w:val="18"/>
+              </w:rPr>
+              <w:t>2026年1-4月</w:t>
+            </w:r>
+          </w:p>
+        </w:tc>
+        <w:tc>
+          <w:tcPr>
+            <w:tcW w:type="dxa" w:w="1568"/>
+            <w:vAlign w:val="center"/>
+            <w:tcBorders>
+              <w:top w:val="single" w:sz="4" w:color="A6A6A6"/>
+              <w:left w:val="single" w:sz="4" w:color="A6A6A6"/>
+              <w:bottom w:val="single" w:sz="4" w:color="A6A6A6"/>
+              <w:right w:val="single" w:sz="4" w:color="A6A6A6"/>
+            </w:tcBorders>
+          </w:tcPr>
+          <w:p>
+            <w:pPr>
+              <w:spacing w:before="0" w:after="0" w:line="276" w:lineRule="auto"/>
+              <w:ind w:firstLine="0"/>
+              <w:jc w:val="center"/>
+            </w:pPr>
+            <w:r/>
+            <w:r>
+              <w:rPr>
+                <w:rFonts w:ascii="Times New Roman" w:hAnsi="Times New Roman" w:eastAsia="楷体"/>
+                <w:b w:val="0"/>
+                <w:color w:val="000000"/>
+                <w:sz w:val="18"/>
+              </w:rPr>
+              <w:t>31</w:t>
+            </w:r>
+          </w:p>
+        </w:tc>
+        <w:tc>
+          <w:tcPr>
+            <w:tcW w:type="dxa" w:w="1568"/>
+            <w:vAlign w:val="center"/>
+            <w:tcBorders>
+              <w:top w:val="single" w:sz="4" w:color="A6A6A6"/>
+              <w:left w:val="single" w:sz="4" w:color="A6A6A6"/>
+              <w:bottom w:val="single" w:sz="4" w:color="A6A6A6"/>
+              <w:right w:val="single" w:sz="4" w:color="A6A6A6"/>
+            </w:tcBorders>
+          </w:tcPr>
+          <w:p>
+            <w:pPr>
+              <w:spacing w:before="0" w:after="0" w:line="276" w:lineRule="auto"/>
+              <w:ind w:firstLine="0"/>
+              <w:jc w:val="center"/>
+            </w:pPr>
+            <w:r/>
+            <w:r>
+              <w:rPr>
+                <w:rFonts w:ascii="Times New Roman" w:hAnsi="Times New Roman" w:eastAsia="楷体"/>
+                <w:b w:val="0"/>
+                <w:color w:val="000000"/>
+                <w:sz w:val="18"/>
+              </w:rPr>
+              <w:t>225.79</w:t>
+            </w:r>
+          </w:p>
+        </w:tc>
+        <w:tc>
+          <w:tcPr>
+            <w:tcW w:type="dxa" w:w="1568"/>
+            <w:vAlign w:val="center"/>
+            <w:tcBorders>
+              <w:top w:val="single" w:sz="4" w:color="A6A6A6"/>
+              <w:left w:val="single" w:sz="4" w:color="A6A6A6"/>
+              <w:bottom w:val="single" w:sz="4" w:color="A6A6A6"/>
+              <w:right w:val="single" w:sz="4" w:color="A6A6A6"/>
+            </w:tcBorders>
+          </w:tcPr>
+          <w:p>
+            <w:pPr>
+              <w:spacing w:before="0" w:after="0" w:line="276" w:lineRule="auto"/>
+              <w:ind w:firstLine="0"/>
+              <w:jc w:val="center"/>
+            </w:pPr>
+            <w:r/>
+            <w:r>
+              <w:rPr>
+                <w:rFonts w:ascii="Times New Roman" w:hAnsi="Times New Roman" w:eastAsia="楷体"/>
+                <w:b w:val="0"/>
+                <w:color w:val="000000"/>
+                <w:sz w:val="18"/>
+              </w:rPr>
+              <w:t>—</w:t>
+            </w:r>
+          </w:p>
+        </w:tc>
+        <w:tc>
+          <w:tcPr>
+            <w:tcW w:type="dxa" w:w="1568"/>
+            <w:vAlign w:val="center"/>
+            <w:tcBorders>
+              <w:top w:val="single" w:sz="4" w:color="A6A6A6"/>
+              <w:left w:val="single" w:sz="4" w:color="A6A6A6"/>
+              <w:bottom w:val="single" w:sz="4" w:color="A6A6A6"/>
+              <w:right w:val="single" w:sz="4" w:color="A6A6A6"/>
+            </w:tcBorders>
+          </w:tcPr>
+          <w:p>
+            <w:pPr>
+              <w:spacing w:before="0" w:after="0" w:line="276" w:lineRule="auto"/>
+              <w:ind w:firstLine="0"/>
+              <w:jc w:val="center"/>
+            </w:pPr>
+            <w:r/>
+            <w:r>
+              <w:rPr>
+                <w:rFonts w:ascii="Times New Roman" w:hAnsi="Times New Roman" w:eastAsia="楷体"/>
+                <w:b w:val="0"/>
+                <w:color w:val="000000"/>
+                <w:sz w:val="18"/>
+              </w:rPr>
+              <w:t>—</w:t>
+            </w:r>
+          </w:p>
+        </w:tc>
+        <w:tc>
+          <w:tcPr>
+            <w:tcW w:type="dxa" w:w="1568"/>
+            <w:vAlign w:val="center"/>
+            <w:tcBorders>
+              <w:top w:val="single" w:sz="4" w:color="A6A6A6"/>
+              <w:left w:val="single" w:sz="4" w:color="A6A6A6"/>
+              <w:bottom w:val="single" w:sz="4" w:color="A6A6A6"/>
+              <w:right w:val="single" w:sz="4" w:color="A6A6A6"/>
+            </w:tcBorders>
+          </w:tcPr>
+          <w:p>
+            <w:pPr>
+              <w:spacing w:before="0" w:after="0" w:line="276" w:lineRule="auto"/>
+              <w:ind w:firstLine="0"/>
+              <w:jc w:val="center"/>
+            </w:pPr>
+            <w:r/>
+            <w:r>
+              <w:rPr>
+                <w:rFonts w:ascii="Times New Roman" w:hAnsi="Times New Roman" w:eastAsia="楷体"/>
+                <w:b w:val="0"/>
+                <w:color w:val="000000"/>
+                <w:sz w:val="18"/>
+              </w:rPr>
+              <w:t>50.81</w:t>
+            </w:r>
+          </w:p>
+        </w:tc>
+      </w:tr>
+    </w:tbl>
+    <w:p>
+      <w:pPr>
+        <w:spacing w:before="0" w:after="80" w:line="360" w:lineRule="auto"/>
+        <w:ind w:firstLine="0"/>
+      </w:pPr>
+      <w:r>
+        <w:rPr>
+          <w:rFonts w:ascii="Times New Roman" w:hAnsi="Times New Roman" w:eastAsia="楷体"/>
+          <w:b w:val="0"/>
+          <w:color w:val="000000"/>
+          <w:sz w:val="19"/>
+        </w:rPr>
+        <w:t>资料来源:中指数据库,风控信评部整理</w:t>
       </w:r>
     </w:p>
     <w:p>
@@ -3773,7 +6082,7 @@
           <w:color w:val="000000"/>
           <w:sz w:val="21"/>
         </w:rPr>
-        <w:t>政府债务方面，2023、2024、2025年末白山市地方政府债务余额分别为190.30亿元、217.20亿元、238.50亿元，2025年末债务限额240.50亿元，债务余额控制在限额以内；城投有息债务2025年末估算余额4.00亿元。债务率指标看，2025年末政府债务率521.94%、城投债务率8.75%、宽口径债务率530.70%。</w:t>
+        <w:t>从房地产销售看，2021-2025年长沙市商品住宅成交面积由1,353.85万㎡变动至323.51万㎡、累计下降76.1%；新房均价2025年为13,736元/㎡、较2023年高点(14,463元/㎡)累计下跌5.03%；2025年去化周期32.04个月。二手房市场仍处于深度调整，据中指冰山指数(最低挂牌价口径)，长沙二手房挂牌价较2018年7月高点累计下跌31.68%，2023年累计跌幅-4.52%、2024年累计跌幅-9.91%、2025年累计跌幅-13.12%。</w:t>
       </w:r>
     </w:p>
     <w:p>
@@ -3788,7 +6097,22 @@
           <w:color w:val="000000"/>
           <w:sz w:val="21"/>
         </w:rPr>
-        <w:t>综合来看，白山市财政基本盘总体稳健，但土地财政收缩与债务规模扩张是当前主要压力线；我们预计宽口径债务率短期内将维持偏高水平，需重点关注后续化债进展、土地市场企稳情况以及融资平台合规整改对城投再融资能力的影响。</w:t>
+        <w:t>政府债务方面，2023、2024、2025年末长沙市地方政府债务余额分别为3,050.13亿元、3,211.59亿元、3,671.38亿元，两年累计增长20.37%，主要源于地方专项债加快发行及置换债集中落地；2025年末债务限额3,706.82亿元，债务余额控制在限额以内。城投有息债务方面，2025年末估算余额为8,720.59亿元、规模在全国地级市中位居前列，较2023年末增长13.18%。债务率指标看，2025年末长沙市政府债务率198.94%、城投债务率472.55%、宽口径债务率671.50%，较2023年末抬升169.72个百分点，显著高于公认的300%偏高临界线、在全国主要城市中处于较高水平。值得注意的是，政府性基金收入下滑是债务率分母端走低的重要因素，叠加债务规模快速扩张，对债务率指标形成放大效应。</w:t>
+      </w:r>
+    </w:p>
+    <w:p>
+      <w:pPr>
+        <w:spacing w:before="0" w:after="60" w:line="360" w:lineRule="auto"/>
+        <w:ind w:firstLine="420"/>
+      </w:pPr>
+      <w:r>
+        <w:rPr>
+          <w:rFonts w:ascii="Times New Roman" w:hAnsi="Times New Roman" w:eastAsia="楷体"/>
+          <w:b w:val="0"/>
+          <w:color w:val="000000"/>
+          <w:sz w:val="21"/>
+        </w:rPr>
+        <w:t>综合来看，长沙市产业龙头突出、宜居宜业，区域信用环境较为稳健。我们预计宽口径债务率短期内将维持高位，需重点关注后续化债进展、土地市场企稳情况以及融资平台合规整改对城投平台再融资能力的影响。</w:t>
       </w:r>
     </w:p>
     <w:sectPr>
